--- a/Документы/Отчёт ДЭ.docx
+++ b/Документы/Отчёт ДЭ.docx
@@ -1802,6 +1802,7 @@
       <w:r>
         <w:rPr>
           <w:rFonts w:ascii="Times New Roman" w:hAnsi="Times New Roman" w:cs="Times New Roman"/>
+          <w:noProof/>
           <w:sz w:val="28"/>
           <w:szCs w:val="28"/>
         </w:rPr>
@@ -1884,6 +1885,7 @@
       <w:r>
         <w:rPr>
           <w:rFonts w:ascii="Times New Roman" w:hAnsi="Times New Roman" w:cs="Times New Roman"/>
+          <w:noProof/>
           <w:sz w:val="28"/>
           <w:szCs w:val="28"/>
         </w:rPr>
@@ -1962,6 +1964,7 @@
       <w:r>
         <w:rPr>
           <w:rFonts w:ascii="Times New Roman" w:hAnsi="Times New Roman" w:cs="Times New Roman"/>
+          <w:noProof/>
           <w:sz w:val="28"/>
           <w:szCs w:val="28"/>
         </w:rPr>
@@ -2040,6 +2043,7 @@
       <w:r>
         <w:rPr>
           <w:rFonts w:ascii="Times New Roman" w:hAnsi="Times New Roman" w:cs="Times New Roman"/>
+          <w:noProof/>
           <w:sz w:val="28"/>
           <w:szCs w:val="28"/>
         </w:rPr>
@@ -2099,23 +2103,7 @@
           <w:sz w:val="28"/>
           <w:szCs w:val="28"/>
         </w:rPr>
-        <w:t>Рисунок 1.</w:t>
-      </w:r>
-      <w:r>
-        <w:rPr>
-          <w:rFonts w:ascii="Times New Roman" w:hAnsi="Times New Roman" w:cs="Times New Roman"/>
-          <w:sz w:val="28"/>
-          <w:szCs w:val="28"/>
-        </w:rPr>
-        <w:t>5</w:t>
-      </w:r>
-      <w:r>
-        <w:rPr>
-          <w:rFonts w:ascii="Times New Roman" w:hAnsi="Times New Roman" w:cs="Times New Roman"/>
-          <w:sz w:val="28"/>
-          <w:szCs w:val="28"/>
-        </w:rPr>
-        <w:t xml:space="preserve"> – Нормализованная таблица «</w:t>
+        <w:t>Рисунок 1.5 – Нормализованная таблица «</w:t>
       </w:r>
       <w:r>
         <w:rPr>
@@ -2150,6 +2138,7 @@
       <w:r>
         <w:rPr>
           <w:rFonts w:ascii="Times New Roman" w:hAnsi="Times New Roman" w:cs="Times New Roman"/>
+          <w:noProof/>
           <w:sz w:val="28"/>
           <w:szCs w:val="28"/>
         </w:rPr>
@@ -2244,6 +2233,7 @@
       <w:r>
         <w:rPr>
           <w:rFonts w:ascii="Times New Roman" w:hAnsi="Times New Roman" w:cs="Times New Roman"/>
+          <w:noProof/>
           <w:sz w:val="28"/>
           <w:szCs w:val="28"/>
         </w:rPr>
@@ -2339,6 +2329,7 @@
       <w:r>
         <w:rPr>
           <w:rFonts w:ascii="Times New Roman" w:hAnsi="Times New Roman" w:cs="Times New Roman"/>
+          <w:noProof/>
           <w:sz w:val="28"/>
           <w:szCs w:val="28"/>
         </w:rPr>
@@ -2433,6 +2424,7 @@
       <w:r>
         <w:rPr>
           <w:rFonts w:ascii="Times New Roman" w:hAnsi="Times New Roman" w:cs="Times New Roman"/>
+          <w:noProof/>
           <w:sz w:val="28"/>
           <w:szCs w:val="28"/>
         </w:rPr>
@@ -2561,6 +2553,7 @@
       <w:r>
         <w:rPr>
           <w:rFonts w:ascii="Times New Roman" w:hAnsi="Times New Roman" w:cs="Times New Roman"/>
+          <w:noProof/>
           <w:sz w:val="28"/>
           <w:szCs w:val="28"/>
           <w:lang w:val="en-US"/>
@@ -2861,6 +2854,14 @@
           <w:sz w:val="28"/>
           <w:szCs w:val="28"/>
         </w:rPr>
+        <w:t>.</w:t>
+      </w:r>
+      <w:r>
+        <w:rPr>
+          <w:rFonts w:ascii="Times New Roman" w:hAnsi="Times New Roman" w:cs="Times New Roman"/>
+          <w:sz w:val="28"/>
+          <w:szCs w:val="28"/>
+        </w:rPr>
         <w:t>2</w:t>
       </w:r>
       <w:r>
@@ -2890,8 +2891,11 @@
     </w:p>
     <w:p>
       <w:pPr>
-        <w:spacing w:after="0" w:line="360" w:lineRule="auto"/>
-        <w:ind w:right="-284" w:firstLine="567"/>
+        <w:tabs>
+          <w:tab w:val="left" w:pos="567"/>
+        </w:tabs>
+        <w:spacing w:after="0" w:line="360" w:lineRule="auto"/>
+        <w:ind w:left="-567" w:firstLine="567"/>
         <w:jc w:val="both"/>
         <w:rPr>
           <w:rFonts w:ascii="Times New Roman" w:hAnsi="Times New Roman" w:cs="Times New Roman"/>
@@ -2952,7 +2956,6 @@
           <w:rFonts w:ascii="Times New Roman" w:hAnsi="Times New Roman" w:cs="Times New Roman"/>
           <w:sz w:val="28"/>
           <w:szCs w:val="28"/>
-          <w:lang w:val="en-US"/>
         </w:rPr>
         <w:t>Test</w:t>
       </w:r>
@@ -2969,7 +2972,6 @@
           <w:rFonts w:ascii="Times New Roman" w:hAnsi="Times New Roman" w:cs="Times New Roman"/>
           <w:sz w:val="28"/>
           <w:szCs w:val="28"/>
-          <w:lang w:val="en-US"/>
         </w:rPr>
         <w:t>exe</w:t>
       </w:r>
@@ -3008,8 +3010,11 @@
     </w:p>
     <w:p>
       <w:pPr>
-        <w:spacing w:after="0" w:line="360" w:lineRule="auto"/>
-        <w:ind w:firstLine="567"/>
+        <w:tabs>
+          <w:tab w:val="left" w:pos="567"/>
+        </w:tabs>
+        <w:spacing w:after="0" w:line="360" w:lineRule="auto"/>
+        <w:ind w:left="-567" w:firstLine="567"/>
         <w:jc w:val="center"/>
         <w:rPr>
           <w:rFonts w:ascii="Times New Roman" w:hAnsi="Times New Roman" w:cs="Times New Roman"/>
@@ -3020,7 +3025,6 @@
       <w:r>
         <w:rPr>
           <w:rFonts w:ascii="Times New Roman" w:hAnsi="Times New Roman" w:cs="Times New Roman"/>
-          <w:noProof/>
           <w:sz w:val="28"/>
           <w:szCs w:val="28"/>
         </w:rPr>
@@ -3071,8 +3075,11 @@
     </w:p>
     <w:p>
       <w:pPr>
-        <w:spacing w:after="0" w:line="360" w:lineRule="auto"/>
-        <w:ind w:right="-284"/>
+        <w:tabs>
+          <w:tab w:val="left" w:pos="567"/>
+        </w:tabs>
+        <w:spacing w:after="0" w:line="360" w:lineRule="auto"/>
+        <w:ind w:left="-567" w:firstLine="567"/>
         <w:jc w:val="center"/>
         <w:rPr>
           <w:rFonts w:ascii="Times New Roman" w:hAnsi="Times New Roman" w:cs="Times New Roman"/>
@@ -3091,8 +3098,11 @@
     </w:p>
     <w:p>
       <w:pPr>
-        <w:spacing w:after="0" w:line="360" w:lineRule="auto"/>
-        <w:ind w:right="-284" w:firstLine="567"/>
+        <w:tabs>
+          <w:tab w:val="left" w:pos="567"/>
+        </w:tabs>
+        <w:spacing w:after="0" w:line="360" w:lineRule="auto"/>
+        <w:ind w:left="-567" w:firstLine="567"/>
         <w:jc w:val="both"/>
         <w:rPr>
           <w:rFonts w:ascii="Times New Roman" w:hAnsi="Times New Roman" w:cs="Times New Roman"/>
@@ -3111,16 +3121,16 @@
     </w:p>
     <w:p>
       <w:pPr>
+        <w:pStyle w:val="a7"/>
         <w:numPr>
           <w:ilvl w:val="0"/>
-          <w:numId w:val="4"/>
+          <w:numId w:val="6"/>
         </w:numPr>
         <w:tabs>
-          <w:tab w:val="clear" w:pos="720"/>
-          <w:tab w:val="num" w:pos="851"/>
-        </w:tabs>
-        <w:spacing w:after="0" w:line="360" w:lineRule="auto"/>
-        <w:ind w:left="0" w:right="-284" w:firstLine="567"/>
+          <w:tab w:val="left" w:pos="851"/>
+        </w:tabs>
+        <w:spacing w:after="0" w:line="360" w:lineRule="auto"/>
+        <w:ind w:left="0" w:firstLine="567"/>
         <w:jc w:val="both"/>
         <w:rPr>
           <w:rFonts w:ascii="Times New Roman" w:hAnsi="Times New Roman" w:cs="Times New Roman"/>
@@ -3139,16 +3149,16 @@
     </w:p>
     <w:p>
       <w:pPr>
+        <w:pStyle w:val="a7"/>
         <w:numPr>
           <w:ilvl w:val="0"/>
-          <w:numId w:val="4"/>
+          <w:numId w:val="6"/>
         </w:numPr>
         <w:tabs>
-          <w:tab w:val="clear" w:pos="720"/>
-          <w:tab w:val="num" w:pos="851"/>
-        </w:tabs>
-        <w:spacing w:after="0" w:line="360" w:lineRule="auto"/>
-        <w:ind w:left="0" w:right="-284" w:firstLine="567"/>
+          <w:tab w:val="left" w:pos="851"/>
+        </w:tabs>
+        <w:spacing w:after="0" w:line="360" w:lineRule="auto"/>
+        <w:ind w:left="0" w:firstLine="567"/>
         <w:jc w:val="both"/>
         <w:rPr>
           <w:rFonts w:ascii="Times New Roman" w:hAnsi="Times New Roman" w:cs="Times New Roman"/>
@@ -3167,16 +3177,16 @@
     </w:p>
     <w:p>
       <w:pPr>
+        <w:pStyle w:val="a7"/>
         <w:numPr>
           <w:ilvl w:val="0"/>
-          <w:numId w:val="4"/>
+          <w:numId w:val="6"/>
         </w:numPr>
         <w:tabs>
-          <w:tab w:val="clear" w:pos="720"/>
-          <w:tab w:val="num" w:pos="851"/>
-        </w:tabs>
-        <w:spacing w:after="0" w:line="360" w:lineRule="auto"/>
-        <w:ind w:left="0" w:right="-284" w:firstLine="567"/>
+          <w:tab w:val="left" w:pos="851"/>
+        </w:tabs>
+        <w:spacing w:after="0" w:line="360" w:lineRule="auto"/>
+        <w:ind w:left="0" w:firstLine="567"/>
         <w:jc w:val="both"/>
         <w:rPr>
           <w:rFonts w:ascii="Times New Roman" w:hAnsi="Times New Roman" w:cs="Times New Roman"/>
@@ -3195,8 +3205,11 @@
     </w:p>
     <w:p>
       <w:pPr>
-        <w:spacing w:after="0" w:line="360" w:lineRule="auto"/>
-        <w:ind w:right="-284" w:firstLine="567"/>
+        <w:tabs>
+          <w:tab w:val="left" w:pos="567"/>
+        </w:tabs>
+        <w:spacing w:after="0" w:line="360" w:lineRule="auto"/>
+        <w:ind w:left="-567" w:firstLine="567"/>
         <w:jc w:val="both"/>
         <w:rPr>
           <w:rFonts w:ascii="Times New Roman" w:hAnsi="Times New Roman" w:cs="Times New Roman"/>
@@ -3224,23 +3237,23 @@
     </w:p>
     <w:p>
       <w:pPr>
-        <w:spacing w:after="0" w:line="360" w:lineRule="auto"/>
-        <w:ind w:right="-284" w:firstLine="567"/>
+        <w:tabs>
+          <w:tab w:val="left" w:pos="567"/>
+        </w:tabs>
+        <w:spacing w:after="0" w:line="360" w:lineRule="auto"/>
+        <w:ind w:left="-567" w:firstLine="567"/>
         <w:jc w:val="center"/>
         <w:rPr>
           <w:rFonts w:ascii="Times New Roman" w:hAnsi="Times New Roman" w:cs="Times New Roman"/>
           <w:sz w:val="28"/>
           <w:szCs w:val="28"/>
-          <w:lang w:val="en-US"/>
-        </w:rPr>
-      </w:pPr>
-      <w:r>
-        <w:rPr>
-          <w:rFonts w:ascii="Times New Roman" w:hAnsi="Times New Roman" w:cs="Times New Roman"/>
-          <w:noProof/>
-          <w:sz w:val="28"/>
-          <w:szCs w:val="28"/>
-          <w:lang w:val="en-US"/>
+        </w:rPr>
+      </w:pPr>
+      <w:r>
+        <w:rPr>
+          <w:rFonts w:ascii="Times New Roman" w:hAnsi="Times New Roman" w:cs="Times New Roman"/>
+          <w:sz w:val="28"/>
+          <w:szCs w:val="28"/>
         </w:rPr>
         <w:drawing>
           <wp:inline distT="0" distB="0" distL="0" distR="0" wp14:anchorId="007CB560" wp14:editId="4B46E177">
@@ -3289,8 +3302,11 @@
     </w:p>
     <w:p>
       <w:pPr>
-        <w:spacing w:after="0" w:line="360" w:lineRule="auto"/>
-        <w:ind w:right="-284"/>
+        <w:tabs>
+          <w:tab w:val="left" w:pos="567"/>
+        </w:tabs>
+        <w:spacing w:after="0" w:line="360" w:lineRule="auto"/>
+        <w:ind w:left="-567" w:firstLine="567"/>
         <w:jc w:val="center"/>
         <w:rPr>
           <w:rFonts w:ascii="Times New Roman" w:hAnsi="Times New Roman" w:cs="Times New Roman"/>
@@ -3309,8 +3325,11 @@
     </w:p>
     <w:p>
       <w:pPr>
-        <w:spacing w:after="0" w:line="360" w:lineRule="auto"/>
-        <w:ind w:right="-284" w:firstLine="567"/>
+        <w:tabs>
+          <w:tab w:val="left" w:pos="567"/>
+        </w:tabs>
+        <w:spacing w:after="0" w:line="360" w:lineRule="auto"/>
+        <w:ind w:left="-567" w:firstLine="567"/>
         <w:jc w:val="both"/>
         <w:rPr>
           <w:rFonts w:ascii="Times New Roman" w:hAnsi="Times New Roman" w:cs="Times New Roman"/>
@@ -3329,8 +3348,11 @@
     </w:p>
     <w:p>
       <w:pPr>
-        <w:spacing w:after="0" w:line="360" w:lineRule="auto"/>
-        <w:ind w:right="-284"/>
+        <w:tabs>
+          <w:tab w:val="left" w:pos="567"/>
+        </w:tabs>
+        <w:spacing w:after="0" w:line="360" w:lineRule="auto"/>
+        <w:ind w:left="-567" w:firstLine="567"/>
         <w:jc w:val="center"/>
         <w:rPr>
           <w:rFonts w:ascii="Times New Roman" w:hAnsi="Times New Roman" w:cs="Times New Roman"/>
@@ -3341,7 +3363,6 @@
       <w:r>
         <w:rPr>
           <w:rFonts w:ascii="Times New Roman" w:hAnsi="Times New Roman" w:cs="Times New Roman"/>
-          <w:noProof/>
           <w:sz w:val="28"/>
           <w:szCs w:val="28"/>
         </w:rPr>
@@ -3392,8 +3413,11 @@
     </w:p>
     <w:p>
       <w:pPr>
-        <w:spacing w:after="0" w:line="360" w:lineRule="auto"/>
-        <w:ind w:right="-284"/>
+        <w:tabs>
+          <w:tab w:val="left" w:pos="567"/>
+        </w:tabs>
+        <w:spacing w:after="0" w:line="360" w:lineRule="auto"/>
+        <w:ind w:left="-567" w:firstLine="567"/>
         <w:jc w:val="center"/>
         <w:rPr>
           <w:rFonts w:ascii="Times New Roman" w:hAnsi="Times New Roman" w:cs="Times New Roman"/>
@@ -3412,8 +3436,11 @@
     </w:p>
     <w:p>
       <w:pPr>
-        <w:spacing w:after="0" w:line="360" w:lineRule="auto"/>
-        <w:ind w:right="-284" w:firstLine="567"/>
+        <w:tabs>
+          <w:tab w:val="left" w:pos="567"/>
+        </w:tabs>
+        <w:spacing w:after="0" w:line="360" w:lineRule="auto"/>
+        <w:ind w:left="-567" w:firstLine="567"/>
         <w:jc w:val="both"/>
         <w:rPr>
           <w:rFonts w:ascii="Times New Roman" w:hAnsi="Times New Roman" w:cs="Times New Roman"/>
@@ -3430,6 +3457,11 @@
         <w:t>Если данные введены неверно, отображается сообщение об ошибке авторизации.</w:t>
       </w:r>
       <w:r>
+        <w:rPr>
+          <w:rFonts w:ascii="Times New Roman" w:hAnsi="Times New Roman" w:cs="Times New Roman"/>
+          <w:sz w:val="28"/>
+          <w:szCs w:val="28"/>
+        </w:rPr>
         <w:t xml:space="preserve"> </w:t>
       </w:r>
       <w:r>
@@ -3443,8 +3475,11 @@
     </w:p>
     <w:p>
       <w:pPr>
-        <w:spacing w:after="0" w:line="360" w:lineRule="auto"/>
-        <w:ind w:right="-284"/>
+        <w:tabs>
+          <w:tab w:val="left" w:pos="567"/>
+        </w:tabs>
+        <w:spacing w:after="0" w:line="360" w:lineRule="auto"/>
+        <w:ind w:left="-567" w:firstLine="567"/>
         <w:jc w:val="center"/>
         <w:rPr>
           <w:rFonts w:ascii="Times New Roman" w:hAnsi="Times New Roman" w:cs="Times New Roman"/>
@@ -3455,7 +3490,6 @@
       <w:r>
         <w:rPr>
           <w:rFonts w:ascii="Times New Roman" w:hAnsi="Times New Roman" w:cs="Times New Roman"/>
-          <w:noProof/>
           <w:sz w:val="28"/>
           <w:szCs w:val="28"/>
         </w:rPr>
@@ -3506,8 +3540,11 @@
     </w:p>
     <w:p>
       <w:pPr>
-        <w:spacing w:after="0" w:line="360" w:lineRule="auto"/>
-        <w:ind w:right="-284"/>
+        <w:tabs>
+          <w:tab w:val="left" w:pos="567"/>
+        </w:tabs>
+        <w:spacing w:after="0" w:line="360" w:lineRule="auto"/>
+        <w:ind w:left="-567" w:firstLine="567"/>
         <w:jc w:val="center"/>
         <w:rPr>
           <w:rFonts w:ascii="Times New Roman" w:hAnsi="Times New Roman" w:cs="Times New Roman"/>
@@ -3527,8 +3564,11 @@
     </w:p>
     <w:p>
       <w:pPr>
-        <w:spacing w:after="0" w:line="360" w:lineRule="auto"/>
-        <w:ind w:right="-284" w:firstLine="567"/>
+        <w:tabs>
+          <w:tab w:val="left" w:pos="567"/>
+        </w:tabs>
+        <w:spacing w:after="0" w:line="360" w:lineRule="auto"/>
+        <w:ind w:left="-567" w:firstLine="567"/>
         <w:jc w:val="both"/>
         <w:rPr>
           <w:rFonts w:ascii="Times New Roman" w:hAnsi="Times New Roman" w:cs="Times New Roman"/>
@@ -3571,23 +3611,23 @@
     </w:p>
     <w:p>
       <w:pPr>
-        <w:spacing w:after="0" w:line="360" w:lineRule="auto"/>
-        <w:ind w:right="-284" w:firstLine="567"/>
+        <w:tabs>
+          <w:tab w:val="left" w:pos="567"/>
+        </w:tabs>
+        <w:spacing w:after="0" w:line="360" w:lineRule="auto"/>
+        <w:ind w:left="-567" w:firstLine="567"/>
         <w:jc w:val="center"/>
         <w:rPr>
           <w:rFonts w:ascii="Times New Roman" w:hAnsi="Times New Roman" w:cs="Times New Roman"/>
           <w:sz w:val="28"/>
           <w:szCs w:val="28"/>
-          <w:lang w:val="en-US"/>
-        </w:rPr>
-      </w:pPr>
-      <w:r>
-        <w:rPr>
-          <w:rFonts w:ascii="Times New Roman" w:hAnsi="Times New Roman" w:cs="Times New Roman"/>
-          <w:noProof/>
-          <w:sz w:val="28"/>
-          <w:szCs w:val="28"/>
-          <w:lang w:val="en-US"/>
+        </w:rPr>
+      </w:pPr>
+      <w:r>
+        <w:rPr>
+          <w:rFonts w:ascii="Times New Roman" w:hAnsi="Times New Roman" w:cs="Times New Roman"/>
+          <w:sz w:val="28"/>
+          <w:szCs w:val="28"/>
         </w:rPr>
         <w:drawing>
           <wp:inline distT="0" distB="0" distL="0" distR="0" wp14:anchorId="62130C9B" wp14:editId="0FD78C8C">
@@ -3633,8 +3673,11 @@
     </w:p>
     <w:p>
       <w:pPr>
-        <w:spacing w:after="0" w:line="360" w:lineRule="auto"/>
-        <w:ind w:right="-284"/>
+        <w:tabs>
+          <w:tab w:val="left" w:pos="567"/>
+        </w:tabs>
+        <w:spacing w:after="0" w:line="360" w:lineRule="auto"/>
+        <w:ind w:left="-567" w:firstLine="567"/>
         <w:jc w:val="center"/>
         <w:rPr>
           <w:rFonts w:ascii="Times New Roman" w:hAnsi="Times New Roman" w:cs="Times New Roman"/>
@@ -3653,8 +3696,11 @@
     </w:p>
     <w:p>
       <w:pPr>
-        <w:spacing w:after="0" w:line="360" w:lineRule="auto"/>
-        <w:ind w:right="-284" w:firstLine="567"/>
+        <w:tabs>
+          <w:tab w:val="left" w:pos="567"/>
+        </w:tabs>
+        <w:spacing w:after="0" w:line="360" w:lineRule="auto"/>
+        <w:ind w:left="-567" w:firstLine="567"/>
         <w:jc w:val="both"/>
         <w:rPr>
           <w:rFonts w:ascii="Times New Roman" w:hAnsi="Times New Roman" w:cs="Times New Roman"/>
@@ -3689,8 +3735,11 @@
     </w:p>
     <w:p>
       <w:pPr>
-        <w:spacing w:after="0" w:line="360" w:lineRule="auto"/>
-        <w:ind w:right="-284" w:firstLine="567"/>
+        <w:tabs>
+          <w:tab w:val="left" w:pos="567"/>
+        </w:tabs>
+        <w:spacing w:after="0" w:line="360" w:lineRule="auto"/>
+        <w:ind w:left="-567" w:firstLine="567"/>
         <w:jc w:val="both"/>
         <w:rPr>
           <w:rFonts w:ascii="Times New Roman" w:hAnsi="Times New Roman" w:cs="Times New Roman"/>
@@ -3707,6 +3756,11 @@
         <w:t>При наличии скидки более 15% карточка визуально выделяется. При отсутствии товара на складе система отображает соответствующее уведомление.</w:t>
       </w:r>
       <w:r>
+        <w:rPr>
+          <w:rFonts w:ascii="Times New Roman" w:hAnsi="Times New Roman" w:cs="Times New Roman"/>
+          <w:sz w:val="28"/>
+          <w:szCs w:val="28"/>
+        </w:rPr>
         <w:t xml:space="preserve"> </w:t>
       </w:r>
       <w:r>
@@ -3720,19 +3774,23 @@
     </w:p>
     <w:p>
       <w:pPr>
-        <w:spacing w:after="0" w:line="360" w:lineRule="auto"/>
-        <w:ind w:right="-284"/>
+        <w:tabs>
+          <w:tab w:val="left" w:pos="567"/>
+        </w:tabs>
+        <w:spacing w:after="0" w:line="360" w:lineRule="auto"/>
+        <w:ind w:left="-567" w:firstLine="567"/>
         <w:jc w:val="center"/>
         <w:rPr>
           <w:rFonts w:ascii="Times New Roman" w:hAnsi="Times New Roman" w:cs="Times New Roman"/>
           <w:sz w:val="28"/>
           <w:szCs w:val="28"/>
-          <w:lang w:val="en-US"/>
-        </w:rPr>
-      </w:pPr>
-      <w:r>
-        <w:rPr>
-          <w:noProof/>
+        </w:rPr>
+      </w:pPr>
+      <w:r>
+        <w:rPr>
+          <w:rFonts w:ascii="Times New Roman" w:hAnsi="Times New Roman" w:cs="Times New Roman"/>
+          <w:sz w:val="28"/>
+          <w:szCs w:val="28"/>
         </w:rPr>
         <w:drawing>
           <wp:inline distT="0" distB="0" distL="0" distR="0" wp14:anchorId="5B37A276" wp14:editId="00606D46">
@@ -3781,8 +3839,11 @@
     </w:p>
     <w:p>
       <w:pPr>
-        <w:spacing w:after="0" w:line="360" w:lineRule="auto"/>
-        <w:ind w:right="-284"/>
+        <w:tabs>
+          <w:tab w:val="left" w:pos="567"/>
+        </w:tabs>
+        <w:spacing w:after="0" w:line="360" w:lineRule="auto"/>
+        <w:ind w:left="-567" w:firstLine="567"/>
         <w:jc w:val="center"/>
         <w:rPr>
           <w:rFonts w:ascii="Times New Roman" w:hAnsi="Times New Roman" w:cs="Times New Roman"/>
@@ -3801,13 +3862,14 @@
     </w:p>
     <w:p>
       <w:pPr>
-        <w:spacing w:after="0" w:line="360" w:lineRule="auto"/>
-        <w:ind w:right="-284" w:firstLine="567"/>
+        <w:tabs>
+          <w:tab w:val="left" w:pos="567"/>
+        </w:tabs>
+        <w:spacing w:after="0" w:line="360" w:lineRule="auto"/>
+        <w:ind w:left="-567" w:firstLine="567"/>
         <w:jc w:val="both"/>
         <w:rPr>
           <w:rFonts w:ascii="Times New Roman" w:hAnsi="Times New Roman" w:cs="Times New Roman"/>
-          <w:b/>
-          <w:bCs/>
           <w:sz w:val="28"/>
           <w:szCs w:val="28"/>
         </w:rPr>
@@ -3824,8 +3886,11 @@
     </w:p>
     <w:p>
       <w:pPr>
-        <w:spacing w:after="0" w:line="360" w:lineRule="auto"/>
-        <w:ind w:right="-284" w:firstLine="567"/>
+        <w:tabs>
+          <w:tab w:val="left" w:pos="567"/>
+        </w:tabs>
+        <w:spacing w:after="0" w:line="360" w:lineRule="auto"/>
+        <w:ind w:left="-567" w:firstLine="567"/>
         <w:jc w:val="both"/>
         <w:rPr>
           <w:rFonts w:ascii="Times New Roman" w:hAnsi="Times New Roman" w:cs="Times New Roman"/>
@@ -3842,6 +3907,11 @@
         <w:t>Поиск осуществляется по названию, категории и описанию товара. Результаты обновляются автоматически при вводе текста.</w:t>
       </w:r>
       <w:r>
+        <w:rPr>
+          <w:rFonts w:ascii="Times New Roman" w:hAnsi="Times New Roman" w:cs="Times New Roman"/>
+          <w:sz w:val="28"/>
+          <w:szCs w:val="28"/>
+        </w:rPr>
         <w:t xml:space="preserve"> </w:t>
       </w:r>
       <w:r>
@@ -3855,8 +3925,11 @@
     </w:p>
     <w:p>
       <w:pPr>
-        <w:spacing w:after="0" w:line="360" w:lineRule="auto"/>
-        <w:ind w:right="-284"/>
+        <w:tabs>
+          <w:tab w:val="left" w:pos="567"/>
+        </w:tabs>
+        <w:spacing w:after="0" w:line="360" w:lineRule="auto"/>
+        <w:ind w:left="-567" w:firstLine="567"/>
         <w:jc w:val="center"/>
         <w:rPr>
           <w:rFonts w:ascii="Times New Roman" w:hAnsi="Times New Roman" w:cs="Times New Roman"/>
@@ -3867,7 +3940,6 @@
       <w:r>
         <w:rPr>
           <w:rFonts w:ascii="Times New Roman" w:hAnsi="Times New Roman" w:cs="Times New Roman"/>
-          <w:noProof/>
           <w:sz w:val="28"/>
           <w:szCs w:val="28"/>
         </w:rPr>
@@ -3918,8 +3990,11 @@
     </w:p>
     <w:p>
       <w:pPr>
-        <w:spacing w:after="0" w:line="360" w:lineRule="auto"/>
-        <w:ind w:right="-284"/>
+        <w:tabs>
+          <w:tab w:val="left" w:pos="567"/>
+        </w:tabs>
+        <w:spacing w:after="0" w:line="360" w:lineRule="auto"/>
+        <w:ind w:left="-567" w:firstLine="567"/>
         <w:jc w:val="center"/>
         <w:rPr>
           <w:rFonts w:ascii="Times New Roman" w:hAnsi="Times New Roman" w:cs="Times New Roman"/>
@@ -3938,8 +4013,11 @@
     </w:p>
     <w:p>
       <w:pPr>
-        <w:spacing w:after="0" w:line="360" w:lineRule="auto"/>
-        <w:ind w:right="-284" w:firstLine="567"/>
+        <w:tabs>
+          <w:tab w:val="left" w:pos="567"/>
+        </w:tabs>
+        <w:spacing w:after="0" w:line="360" w:lineRule="auto"/>
+        <w:ind w:left="-567" w:firstLine="567"/>
         <w:jc w:val="both"/>
         <w:rPr>
           <w:rFonts w:ascii="Times New Roman" w:hAnsi="Times New Roman" w:cs="Times New Roman"/>
@@ -3956,6 +4034,11 @@
         <w:t>Фильтрация выполняется с использованием выпадающего списка поставщиков.</w:t>
       </w:r>
       <w:r>
+        <w:rPr>
+          <w:rFonts w:ascii="Times New Roman" w:hAnsi="Times New Roman" w:cs="Times New Roman"/>
+          <w:sz w:val="28"/>
+          <w:szCs w:val="28"/>
+        </w:rPr>
         <w:t xml:space="preserve"> </w:t>
       </w:r>
       <w:r>
@@ -3969,8 +4052,11 @@
     </w:p>
     <w:p>
       <w:pPr>
-        <w:spacing w:after="0" w:line="360" w:lineRule="auto"/>
-        <w:ind w:right="-284"/>
+        <w:tabs>
+          <w:tab w:val="left" w:pos="567"/>
+        </w:tabs>
+        <w:spacing w:after="0" w:line="360" w:lineRule="auto"/>
+        <w:ind w:left="-567" w:firstLine="567"/>
         <w:jc w:val="center"/>
         <w:rPr>
           <w:rFonts w:ascii="Times New Roman" w:hAnsi="Times New Roman" w:cs="Times New Roman"/>
@@ -3981,7 +4067,6 @@
       <w:r>
         <w:rPr>
           <w:rFonts w:ascii="Times New Roman" w:hAnsi="Times New Roman" w:cs="Times New Roman"/>
-          <w:noProof/>
           <w:sz w:val="28"/>
           <w:szCs w:val="28"/>
         </w:rPr>
@@ -4052,8 +4137,11 @@
     </w:p>
     <w:p>
       <w:pPr>
-        <w:spacing w:after="0" w:line="360" w:lineRule="auto"/>
-        <w:ind w:right="-284"/>
+        <w:tabs>
+          <w:tab w:val="left" w:pos="567"/>
+        </w:tabs>
+        <w:spacing w:after="0" w:line="360" w:lineRule="auto"/>
+        <w:ind w:left="-567" w:firstLine="567"/>
         <w:jc w:val="center"/>
         <w:rPr>
           <w:rFonts w:ascii="Times New Roman" w:hAnsi="Times New Roman" w:cs="Times New Roman"/>
@@ -4072,8 +4160,11 @@
     </w:p>
     <w:p>
       <w:pPr>
-        <w:spacing w:after="0" w:line="360" w:lineRule="auto"/>
-        <w:ind w:right="-284" w:firstLine="567"/>
+        <w:tabs>
+          <w:tab w:val="left" w:pos="567"/>
+        </w:tabs>
+        <w:spacing w:after="0" w:line="360" w:lineRule="auto"/>
+        <w:ind w:left="-567" w:firstLine="567"/>
         <w:jc w:val="both"/>
         <w:rPr>
           <w:rFonts w:ascii="Times New Roman" w:hAnsi="Times New Roman" w:cs="Times New Roman"/>
@@ -4092,8 +4183,11 @@
     </w:p>
     <w:p>
       <w:pPr>
-        <w:spacing w:after="0" w:line="360" w:lineRule="auto"/>
-        <w:ind w:right="-284"/>
+        <w:tabs>
+          <w:tab w:val="left" w:pos="567"/>
+        </w:tabs>
+        <w:spacing w:after="0" w:line="360" w:lineRule="auto"/>
+        <w:ind w:left="-567" w:firstLine="567"/>
         <w:jc w:val="center"/>
         <w:rPr>
           <w:rFonts w:ascii="Times New Roman" w:hAnsi="Times New Roman" w:cs="Times New Roman"/>
@@ -4104,7 +4198,6 @@
       <w:r>
         <w:rPr>
           <w:rFonts w:ascii="Times New Roman" w:hAnsi="Times New Roman" w:cs="Times New Roman"/>
-          <w:noProof/>
           <w:sz w:val="28"/>
           <w:szCs w:val="28"/>
         </w:rPr>
@@ -4153,8 +4246,11 @@
     </w:p>
     <w:p>
       <w:pPr>
-        <w:spacing w:after="0" w:line="360" w:lineRule="auto"/>
-        <w:ind w:right="-284"/>
+        <w:tabs>
+          <w:tab w:val="left" w:pos="567"/>
+        </w:tabs>
+        <w:spacing w:after="0" w:line="360" w:lineRule="auto"/>
+        <w:ind w:left="-567" w:firstLine="567"/>
         <w:jc w:val="center"/>
         <w:rPr>
           <w:rFonts w:ascii="Times New Roman" w:hAnsi="Times New Roman" w:cs="Times New Roman"/>
@@ -4173,8 +4269,11 @@
     </w:p>
     <w:p>
       <w:pPr>
-        <w:spacing w:after="0" w:line="360" w:lineRule="auto"/>
-        <w:ind w:right="-284" w:firstLine="567"/>
+        <w:tabs>
+          <w:tab w:val="left" w:pos="567"/>
+        </w:tabs>
+        <w:spacing w:after="0" w:line="360" w:lineRule="auto"/>
+        <w:ind w:left="-567" w:firstLine="567"/>
         <w:jc w:val="both"/>
         <w:rPr>
           <w:rFonts w:ascii="Times New Roman" w:hAnsi="Times New Roman" w:cs="Times New Roman"/>
@@ -4191,6 +4290,11 @@
         <w:t>Для перехода к управлению заказами используется кнопка «Заказы».</w:t>
       </w:r>
       <w:r>
+        <w:rPr>
+          <w:rFonts w:ascii="Times New Roman" w:hAnsi="Times New Roman" w:cs="Times New Roman"/>
+          <w:sz w:val="28"/>
+          <w:szCs w:val="28"/>
+        </w:rPr>
         <w:t xml:space="preserve"> </w:t>
       </w:r>
       <w:r>
@@ -4204,8 +4308,11 @@
     </w:p>
     <w:p>
       <w:pPr>
-        <w:spacing w:after="0" w:line="360" w:lineRule="auto"/>
-        <w:ind w:right="-284"/>
+        <w:tabs>
+          <w:tab w:val="left" w:pos="567"/>
+        </w:tabs>
+        <w:spacing w:after="0" w:line="360" w:lineRule="auto"/>
+        <w:ind w:left="-567" w:firstLine="567"/>
         <w:jc w:val="center"/>
         <w:rPr>
           <w:rFonts w:ascii="Times New Roman" w:hAnsi="Times New Roman" w:cs="Times New Roman"/>
@@ -4216,7 +4323,6 @@
       <w:r>
         <w:rPr>
           <w:rFonts w:ascii="Times New Roman" w:hAnsi="Times New Roman" w:cs="Times New Roman"/>
-          <w:noProof/>
           <w:sz w:val="28"/>
           <w:szCs w:val="28"/>
         </w:rPr>
@@ -4264,8 +4370,11 @@
     </w:p>
     <w:p>
       <w:pPr>
-        <w:spacing w:after="0" w:line="360" w:lineRule="auto"/>
-        <w:ind w:right="-284"/>
+        <w:tabs>
+          <w:tab w:val="left" w:pos="567"/>
+        </w:tabs>
+        <w:spacing w:after="0" w:line="360" w:lineRule="auto"/>
+        <w:ind w:left="-567" w:firstLine="567"/>
         <w:jc w:val="center"/>
         <w:rPr>
           <w:rFonts w:ascii="Times New Roman" w:hAnsi="Times New Roman" w:cs="Times New Roman"/>
@@ -4300,8 +4409,11 @@
     </w:p>
     <w:p>
       <w:pPr>
-        <w:spacing w:after="0" w:line="360" w:lineRule="auto"/>
-        <w:ind w:right="-284" w:firstLine="567"/>
+        <w:tabs>
+          <w:tab w:val="left" w:pos="567"/>
+        </w:tabs>
+        <w:spacing w:after="0" w:line="360" w:lineRule="auto"/>
+        <w:ind w:left="-567" w:firstLine="567"/>
         <w:jc w:val="both"/>
         <w:rPr>
           <w:rFonts w:ascii="Times New Roman" w:hAnsi="Times New Roman" w:cs="Times New Roman"/>
@@ -4318,6 +4430,11 @@
         <w:t>При выборе функции «Состав заказа» выводится список товаров с указанием артикула и количества.</w:t>
       </w:r>
       <w:r>
+        <w:rPr>
+          <w:rFonts w:ascii="Times New Roman" w:hAnsi="Times New Roman" w:cs="Times New Roman"/>
+          <w:sz w:val="28"/>
+          <w:szCs w:val="28"/>
+        </w:rPr>
         <w:t xml:space="preserve"> </w:t>
       </w:r>
       <w:r>
@@ -4331,8 +4448,11 @@
     </w:p>
     <w:p>
       <w:pPr>
-        <w:spacing w:after="0" w:line="360" w:lineRule="auto"/>
-        <w:ind w:right="-284"/>
+        <w:tabs>
+          <w:tab w:val="left" w:pos="567"/>
+        </w:tabs>
+        <w:spacing w:after="0" w:line="360" w:lineRule="auto"/>
+        <w:ind w:left="-567" w:firstLine="567"/>
         <w:jc w:val="center"/>
         <w:rPr>
           <w:rFonts w:ascii="Times New Roman" w:hAnsi="Times New Roman" w:cs="Times New Roman"/>
@@ -4343,7 +4463,6 @@
       <w:r>
         <w:rPr>
           <w:rFonts w:ascii="Times New Roman" w:hAnsi="Times New Roman" w:cs="Times New Roman"/>
-          <w:noProof/>
           <w:sz w:val="28"/>
           <w:szCs w:val="28"/>
         </w:rPr>
@@ -4394,8 +4513,11 @@
     </w:p>
     <w:p>
       <w:pPr>
-        <w:spacing w:after="0" w:line="360" w:lineRule="auto"/>
-        <w:ind w:right="-284"/>
+        <w:tabs>
+          <w:tab w:val="left" w:pos="567"/>
+        </w:tabs>
+        <w:spacing w:after="0" w:line="360" w:lineRule="auto"/>
+        <w:ind w:left="-567" w:firstLine="567"/>
         <w:jc w:val="center"/>
         <w:rPr>
           <w:rFonts w:ascii="Times New Roman" w:hAnsi="Times New Roman" w:cs="Times New Roman"/>
@@ -4430,8 +4552,11 @@
     </w:p>
     <w:p>
       <w:pPr>
-        <w:spacing w:after="0" w:line="360" w:lineRule="auto"/>
-        <w:ind w:right="-284" w:firstLine="567"/>
+        <w:tabs>
+          <w:tab w:val="left" w:pos="567"/>
+        </w:tabs>
+        <w:spacing w:after="0" w:line="360" w:lineRule="auto"/>
+        <w:ind w:left="-567" w:firstLine="567"/>
         <w:jc w:val="both"/>
         <w:rPr>
           <w:rFonts w:ascii="Times New Roman" w:hAnsi="Times New Roman" w:cs="Times New Roman"/>
@@ -4457,6 +4582,11 @@
         <w:t>.</w:t>
       </w:r>
       <w:r>
+        <w:rPr>
+          <w:rFonts w:ascii="Times New Roman" w:hAnsi="Times New Roman" w:cs="Times New Roman"/>
+          <w:sz w:val="28"/>
+          <w:szCs w:val="28"/>
+        </w:rPr>
         <w:t xml:space="preserve"> </w:t>
       </w:r>
       <w:r>
@@ -4470,8 +4600,11 @@
     </w:p>
     <w:p>
       <w:pPr>
-        <w:spacing w:after="0" w:line="360" w:lineRule="auto"/>
-        <w:ind w:right="-284"/>
+        <w:tabs>
+          <w:tab w:val="left" w:pos="567"/>
+        </w:tabs>
+        <w:spacing w:after="0" w:line="360" w:lineRule="auto"/>
+        <w:ind w:left="-567" w:firstLine="567"/>
         <w:jc w:val="center"/>
         <w:rPr>
           <w:rFonts w:ascii="Times New Roman" w:hAnsi="Times New Roman" w:cs="Times New Roman"/>
@@ -4482,7 +4615,6 @@
       <w:r>
         <w:rPr>
           <w:rFonts w:ascii="Times New Roman" w:hAnsi="Times New Roman" w:cs="Times New Roman"/>
-          <w:noProof/>
           <w:sz w:val="28"/>
           <w:szCs w:val="28"/>
         </w:rPr>
@@ -4533,8 +4665,11 @@
     </w:p>
     <w:p>
       <w:pPr>
-        <w:spacing w:after="0" w:line="360" w:lineRule="auto"/>
-        <w:ind w:right="-284"/>
+        <w:tabs>
+          <w:tab w:val="left" w:pos="567"/>
+        </w:tabs>
+        <w:spacing w:after="0" w:line="360" w:lineRule="auto"/>
+        <w:ind w:left="-567" w:firstLine="567"/>
         <w:jc w:val="center"/>
         <w:rPr>
           <w:rFonts w:ascii="Times New Roman" w:hAnsi="Times New Roman" w:cs="Times New Roman"/>
@@ -4569,8 +4704,11 @@
     </w:p>
     <w:p>
       <w:pPr>
-        <w:spacing w:after="0" w:line="360" w:lineRule="auto"/>
-        <w:ind w:right="-284" w:firstLine="567"/>
+        <w:tabs>
+          <w:tab w:val="left" w:pos="567"/>
+        </w:tabs>
+        <w:spacing w:after="0" w:line="360" w:lineRule="auto"/>
+        <w:ind w:left="-567" w:firstLine="567"/>
         <w:jc w:val="both"/>
         <w:rPr>
           <w:rFonts w:ascii="Times New Roman" w:hAnsi="Times New Roman" w:cs="Times New Roman"/>
@@ -4603,6 +4741,11 @@
         <w:t xml:space="preserve"> товар». После нажатия открывается форма ввода данных.</w:t>
       </w:r>
       <w:r>
+        <w:rPr>
+          <w:rFonts w:ascii="Times New Roman" w:hAnsi="Times New Roman" w:cs="Times New Roman"/>
+          <w:sz w:val="28"/>
+          <w:szCs w:val="28"/>
+        </w:rPr>
         <w:t xml:space="preserve"> </w:t>
       </w:r>
       <w:r>
@@ -4616,8 +4759,11 @@
     </w:p>
     <w:p>
       <w:pPr>
-        <w:spacing w:after="0" w:line="360" w:lineRule="auto"/>
-        <w:ind w:right="-284"/>
+        <w:tabs>
+          <w:tab w:val="left" w:pos="567"/>
+        </w:tabs>
+        <w:spacing w:after="0" w:line="360" w:lineRule="auto"/>
+        <w:ind w:left="-567" w:firstLine="567"/>
         <w:jc w:val="center"/>
         <w:rPr>
           <w:rFonts w:ascii="Times New Roman" w:hAnsi="Times New Roman" w:cs="Times New Roman"/>
@@ -4628,7 +4774,6 @@
       <w:r>
         <w:rPr>
           <w:rFonts w:ascii="Times New Roman" w:hAnsi="Times New Roman" w:cs="Times New Roman"/>
-          <w:noProof/>
           <w:sz w:val="28"/>
           <w:szCs w:val="28"/>
         </w:rPr>
@@ -4679,8 +4824,11 @@
     </w:p>
     <w:p>
       <w:pPr>
-        <w:spacing w:after="0" w:line="360" w:lineRule="auto"/>
-        <w:ind w:right="-284"/>
+        <w:tabs>
+          <w:tab w:val="left" w:pos="567"/>
+        </w:tabs>
+        <w:spacing w:after="0" w:line="360" w:lineRule="auto"/>
+        <w:ind w:left="-567" w:firstLine="567"/>
         <w:jc w:val="center"/>
         <w:rPr>
           <w:rFonts w:ascii="Times New Roman" w:hAnsi="Times New Roman" w:cs="Times New Roman"/>
@@ -4715,8 +4863,11 @@
     </w:p>
     <w:p>
       <w:pPr>
-        <w:spacing w:after="0" w:line="360" w:lineRule="auto"/>
-        <w:ind w:right="-284" w:firstLine="567"/>
+        <w:tabs>
+          <w:tab w:val="left" w:pos="567"/>
+        </w:tabs>
+        <w:spacing w:after="0" w:line="360" w:lineRule="auto"/>
+        <w:ind w:left="-567" w:firstLine="567"/>
         <w:jc w:val="both"/>
         <w:rPr>
           <w:rFonts w:ascii="Times New Roman" w:hAnsi="Times New Roman" w:cs="Times New Roman"/>
@@ -4735,8 +4886,11 @@
     </w:p>
     <w:p>
       <w:pPr>
-        <w:spacing w:after="0" w:line="360" w:lineRule="auto"/>
-        <w:ind w:right="-284"/>
+        <w:tabs>
+          <w:tab w:val="left" w:pos="567"/>
+        </w:tabs>
+        <w:spacing w:after="0" w:line="360" w:lineRule="auto"/>
+        <w:ind w:left="-567" w:firstLine="567"/>
         <w:jc w:val="center"/>
         <w:rPr>
           <w:rFonts w:ascii="Times New Roman" w:hAnsi="Times New Roman" w:cs="Times New Roman"/>
@@ -4747,7 +4901,6 @@
       <w:r>
         <w:rPr>
           <w:rFonts w:ascii="Times New Roman" w:hAnsi="Times New Roman" w:cs="Times New Roman"/>
-          <w:noProof/>
           <w:sz w:val="28"/>
           <w:szCs w:val="28"/>
         </w:rPr>
@@ -4799,8 +4952,11 @@
     </w:p>
     <w:p>
       <w:pPr>
-        <w:spacing w:after="0" w:line="360" w:lineRule="auto"/>
-        <w:ind w:right="-284"/>
+        <w:tabs>
+          <w:tab w:val="left" w:pos="567"/>
+        </w:tabs>
+        <w:spacing w:after="0" w:line="360" w:lineRule="auto"/>
+        <w:ind w:left="-567" w:firstLine="567"/>
         <w:jc w:val="center"/>
         <w:rPr>
           <w:rFonts w:ascii="Times New Roman" w:hAnsi="Times New Roman" w:cs="Times New Roman"/>
@@ -4835,8 +4991,11 @@
     </w:p>
     <w:p>
       <w:pPr>
-        <w:spacing w:after="0" w:line="360" w:lineRule="auto"/>
-        <w:ind w:right="-284" w:firstLine="567"/>
+        <w:tabs>
+          <w:tab w:val="left" w:pos="567"/>
+        </w:tabs>
+        <w:spacing w:after="0" w:line="360" w:lineRule="auto"/>
+        <w:ind w:left="-567" w:firstLine="567"/>
         <w:jc w:val="both"/>
         <w:rPr>
           <w:rFonts w:ascii="Times New Roman" w:hAnsi="Times New Roman" w:cs="Times New Roman"/>
@@ -4855,8 +5014,11 @@
     </w:p>
     <w:p>
       <w:pPr>
-        <w:spacing w:after="0" w:line="360" w:lineRule="auto"/>
-        <w:ind w:right="-284"/>
+        <w:tabs>
+          <w:tab w:val="left" w:pos="567"/>
+        </w:tabs>
+        <w:spacing w:after="0" w:line="360" w:lineRule="auto"/>
+        <w:ind w:left="-567" w:firstLine="567"/>
         <w:jc w:val="center"/>
         <w:rPr>
           <w:rFonts w:ascii="Times New Roman" w:hAnsi="Times New Roman" w:cs="Times New Roman"/>
@@ -4867,7 +5029,6 @@
       <w:r>
         <w:rPr>
           <w:rFonts w:ascii="Times New Roman" w:hAnsi="Times New Roman" w:cs="Times New Roman"/>
-          <w:noProof/>
           <w:sz w:val="28"/>
           <w:szCs w:val="28"/>
         </w:rPr>
@@ -4918,8 +5079,11 @@
     </w:p>
     <w:p>
       <w:pPr>
-        <w:spacing w:after="0" w:line="360" w:lineRule="auto"/>
-        <w:ind w:right="-284"/>
+        <w:tabs>
+          <w:tab w:val="left" w:pos="567"/>
+        </w:tabs>
+        <w:spacing w:after="0" w:line="360" w:lineRule="auto"/>
+        <w:ind w:left="-567" w:firstLine="567"/>
         <w:jc w:val="center"/>
         <w:rPr>
           <w:rFonts w:ascii="Times New Roman" w:hAnsi="Times New Roman" w:cs="Times New Roman"/>
@@ -4954,8 +5118,11 @@
     </w:p>
     <w:p>
       <w:pPr>
-        <w:spacing w:after="0" w:line="360" w:lineRule="auto"/>
-        <w:ind w:right="-284" w:firstLine="567"/>
+        <w:tabs>
+          <w:tab w:val="left" w:pos="567"/>
+        </w:tabs>
+        <w:spacing w:after="0" w:line="360" w:lineRule="auto"/>
+        <w:ind w:left="-567" w:firstLine="567"/>
         <w:jc w:val="both"/>
         <w:rPr>
           <w:rFonts w:ascii="Times New Roman" w:hAnsi="Times New Roman" w:cs="Times New Roman"/>
@@ -4974,8 +5141,11 @@
     </w:p>
     <w:p>
       <w:pPr>
-        <w:spacing w:after="0" w:line="360" w:lineRule="auto"/>
-        <w:ind w:right="-284" w:firstLine="567"/>
+        <w:tabs>
+          <w:tab w:val="left" w:pos="567"/>
+        </w:tabs>
+        <w:spacing w:after="0" w:line="360" w:lineRule="auto"/>
+        <w:ind w:left="-567" w:firstLine="567"/>
         <w:jc w:val="both"/>
         <w:rPr>
           <w:rFonts w:ascii="Times New Roman" w:hAnsi="Times New Roman" w:cs="Times New Roman"/>
@@ -4992,6 +5162,11 @@
         <w:t>Удаление возможно только в том случае, если товар не используется в существующих заказах. Перед удалением отображается окно подтверждения действия.</w:t>
       </w:r>
       <w:r>
+        <w:rPr>
+          <w:rFonts w:ascii="Times New Roman" w:hAnsi="Times New Roman" w:cs="Times New Roman"/>
+          <w:sz w:val="28"/>
+          <w:szCs w:val="28"/>
+        </w:rPr>
         <w:t xml:space="preserve"> </w:t>
       </w:r>
       <w:r>
@@ -5005,23 +5180,23 @@
     </w:p>
     <w:p>
       <w:pPr>
-        <w:spacing w:after="0" w:line="360" w:lineRule="auto"/>
-        <w:ind w:right="-284"/>
+        <w:tabs>
+          <w:tab w:val="left" w:pos="567"/>
+        </w:tabs>
+        <w:spacing w:after="0" w:line="360" w:lineRule="auto"/>
+        <w:ind w:left="-567" w:firstLine="567"/>
         <w:jc w:val="center"/>
         <w:rPr>
           <w:rFonts w:ascii="Times New Roman" w:hAnsi="Times New Roman" w:cs="Times New Roman"/>
           <w:sz w:val="28"/>
           <w:szCs w:val="28"/>
-          <w:lang w:val="en-US"/>
-        </w:rPr>
-      </w:pPr>
-      <w:r>
-        <w:rPr>
-          <w:rFonts w:ascii="Times New Roman" w:hAnsi="Times New Roman" w:cs="Times New Roman"/>
-          <w:noProof/>
-          <w:sz w:val="28"/>
-          <w:szCs w:val="28"/>
-          <w:lang w:val="en-US"/>
+        </w:rPr>
+      </w:pPr>
+      <w:r>
+        <w:rPr>
+          <w:rFonts w:ascii="Times New Roman" w:hAnsi="Times New Roman" w:cs="Times New Roman"/>
+          <w:sz w:val="28"/>
+          <w:szCs w:val="28"/>
         </w:rPr>
         <w:lastRenderedPageBreak/>
         <w:drawing>
@@ -5068,8 +5243,11 @@
     </w:p>
     <w:p>
       <w:pPr>
-        <w:spacing w:after="0" w:line="360" w:lineRule="auto"/>
-        <w:ind w:right="-284"/>
+        <w:tabs>
+          <w:tab w:val="left" w:pos="567"/>
+        </w:tabs>
+        <w:spacing w:after="0" w:line="360" w:lineRule="auto"/>
+        <w:ind w:left="-567" w:firstLine="567"/>
         <w:jc w:val="center"/>
         <w:rPr>
           <w:rFonts w:ascii="Times New Roman" w:hAnsi="Times New Roman" w:cs="Times New Roman"/>
@@ -5104,8 +5282,11 @@
     </w:p>
     <w:p>
       <w:pPr>
-        <w:spacing w:after="0" w:line="360" w:lineRule="auto"/>
-        <w:ind w:right="-284" w:firstLine="567"/>
+        <w:tabs>
+          <w:tab w:val="left" w:pos="567"/>
+        </w:tabs>
+        <w:spacing w:after="0" w:line="360" w:lineRule="auto"/>
+        <w:ind w:left="-567" w:firstLine="567"/>
         <w:jc w:val="both"/>
         <w:rPr>
           <w:rFonts w:ascii="Times New Roman" w:hAnsi="Times New Roman" w:cs="Times New Roman"/>
@@ -5122,6 +5303,11 @@
         <w:t>Для перехода к работе с заказами пользователь должен находиться в каталоге товаров. В верхней части окна (в панели управления) располагается кнопка «Заказы». При нажатии на неё выполняется переход на окно просмотра и управления заказами.</w:t>
       </w:r>
       <w:r>
+        <w:rPr>
+          <w:rFonts w:ascii="Times New Roman" w:hAnsi="Times New Roman" w:cs="Times New Roman"/>
+          <w:sz w:val="28"/>
+          <w:szCs w:val="28"/>
+        </w:rPr>
         <w:t xml:space="preserve"> </w:t>
       </w:r>
       <w:r>
@@ -5135,23 +5321,23 @@
     </w:p>
     <w:p>
       <w:pPr>
-        <w:spacing w:after="0" w:line="360" w:lineRule="auto"/>
-        <w:ind w:right="-284"/>
+        <w:tabs>
+          <w:tab w:val="left" w:pos="567"/>
+        </w:tabs>
+        <w:spacing w:after="0" w:line="360" w:lineRule="auto"/>
+        <w:ind w:left="-567" w:firstLine="567"/>
         <w:jc w:val="center"/>
         <w:rPr>
           <w:rFonts w:ascii="Times New Roman" w:hAnsi="Times New Roman" w:cs="Times New Roman"/>
           <w:sz w:val="28"/>
           <w:szCs w:val="28"/>
-          <w:lang w:val="en-US"/>
-        </w:rPr>
-      </w:pPr>
-      <w:r>
-        <w:rPr>
-          <w:rFonts w:ascii="Times New Roman" w:hAnsi="Times New Roman" w:cs="Times New Roman"/>
-          <w:noProof/>
-          <w:sz w:val="28"/>
-          <w:szCs w:val="28"/>
-          <w:lang w:val="en-US"/>
+        </w:rPr>
+      </w:pPr>
+      <w:r>
+        <w:rPr>
+          <w:rFonts w:ascii="Times New Roman" w:hAnsi="Times New Roman" w:cs="Times New Roman"/>
+          <w:sz w:val="28"/>
+          <w:szCs w:val="28"/>
         </w:rPr>
         <w:drawing>
           <wp:inline distT="0" distB="0" distL="0" distR="0" wp14:anchorId="517A3201" wp14:editId="57DD3A9C">
@@ -5197,8 +5383,11 @@
     </w:p>
     <w:p>
       <w:pPr>
-        <w:spacing w:after="0" w:line="360" w:lineRule="auto"/>
-        <w:ind w:right="-284"/>
+        <w:tabs>
+          <w:tab w:val="left" w:pos="567"/>
+        </w:tabs>
+        <w:spacing w:after="0" w:line="360" w:lineRule="auto"/>
+        <w:ind w:left="-567" w:firstLine="567"/>
         <w:jc w:val="center"/>
         <w:rPr>
           <w:rFonts w:ascii="Times New Roman" w:hAnsi="Times New Roman" w:cs="Times New Roman"/>
@@ -5217,8 +5406,11 @@
     </w:p>
     <w:p>
       <w:pPr>
-        <w:spacing w:after="0" w:line="360" w:lineRule="auto"/>
-        <w:ind w:right="-284" w:firstLine="567"/>
+        <w:tabs>
+          <w:tab w:val="left" w:pos="567"/>
+        </w:tabs>
+        <w:spacing w:after="0" w:line="360" w:lineRule="auto"/>
+        <w:ind w:left="-567" w:firstLine="567"/>
         <w:jc w:val="both"/>
         <w:rPr>
           <w:rFonts w:ascii="Times New Roman" w:hAnsi="Times New Roman" w:cs="Times New Roman"/>
@@ -5237,8 +5429,11 @@
     </w:p>
     <w:p>
       <w:pPr>
-        <w:spacing w:after="0" w:line="360" w:lineRule="auto"/>
-        <w:ind w:right="-284"/>
+        <w:tabs>
+          <w:tab w:val="left" w:pos="567"/>
+        </w:tabs>
+        <w:spacing w:after="0" w:line="360" w:lineRule="auto"/>
+        <w:ind w:left="-567" w:firstLine="567"/>
         <w:jc w:val="center"/>
         <w:rPr>
           <w:rFonts w:ascii="Times New Roman" w:hAnsi="Times New Roman" w:cs="Times New Roman"/>
@@ -5249,7 +5444,6 @@
       <w:r>
         <w:rPr>
           <w:rFonts w:ascii="Times New Roman" w:hAnsi="Times New Roman" w:cs="Times New Roman"/>
-          <w:noProof/>
           <w:sz w:val="28"/>
           <w:szCs w:val="28"/>
         </w:rPr>
@@ -5301,8 +5495,11 @@
     </w:p>
     <w:p>
       <w:pPr>
-        <w:spacing w:after="0" w:line="360" w:lineRule="auto"/>
-        <w:ind w:right="-284"/>
+        <w:tabs>
+          <w:tab w:val="left" w:pos="567"/>
+        </w:tabs>
+        <w:spacing w:after="0" w:line="360" w:lineRule="auto"/>
+        <w:ind w:left="-567" w:firstLine="567"/>
         <w:jc w:val="center"/>
         <w:rPr>
           <w:rFonts w:ascii="Times New Roman" w:hAnsi="Times New Roman" w:cs="Times New Roman"/>
@@ -5321,8 +5518,11 @@
     </w:p>
     <w:p>
       <w:pPr>
-        <w:spacing w:after="0" w:line="360" w:lineRule="auto"/>
-        <w:ind w:right="-284" w:firstLine="567"/>
+        <w:tabs>
+          <w:tab w:val="left" w:pos="567"/>
+        </w:tabs>
+        <w:spacing w:after="0" w:line="360" w:lineRule="auto"/>
+        <w:ind w:left="-567" w:firstLine="567"/>
         <w:jc w:val="both"/>
         <w:rPr>
           <w:rFonts w:ascii="Times New Roman" w:hAnsi="Times New Roman" w:cs="Times New Roman"/>
@@ -5341,8 +5541,11 @@
     </w:p>
     <w:p>
       <w:pPr>
-        <w:spacing w:after="0" w:line="360" w:lineRule="auto"/>
-        <w:ind w:right="-284" w:firstLine="567"/>
+        <w:tabs>
+          <w:tab w:val="left" w:pos="567"/>
+        </w:tabs>
+        <w:spacing w:after="0" w:line="360" w:lineRule="auto"/>
+        <w:ind w:left="-567" w:firstLine="567"/>
         <w:jc w:val="both"/>
         <w:rPr>
           <w:rFonts w:ascii="Times New Roman" w:hAnsi="Times New Roman" w:cs="Times New Roman"/>
@@ -5359,6 +5562,11 @@
         <w:t>Добавление товара в состав заказа осуществляется через кнопку «Добавить товар». Для каждой позиции выбирается артикул товара из списка и вводится количество.</w:t>
       </w:r>
       <w:r>
+        <w:rPr>
+          <w:rFonts w:ascii="Times New Roman" w:hAnsi="Times New Roman" w:cs="Times New Roman"/>
+          <w:sz w:val="28"/>
+          <w:szCs w:val="28"/>
+        </w:rPr>
         <w:t xml:space="preserve"> </w:t>
       </w:r>
       <w:r>
@@ -5372,8 +5580,11 @@
     </w:p>
     <w:p>
       <w:pPr>
-        <w:spacing w:after="0" w:line="360" w:lineRule="auto"/>
-        <w:ind w:right="-284"/>
+        <w:tabs>
+          <w:tab w:val="left" w:pos="567"/>
+        </w:tabs>
+        <w:spacing w:after="0" w:line="360" w:lineRule="auto"/>
+        <w:ind w:left="-567" w:firstLine="567"/>
         <w:jc w:val="center"/>
         <w:rPr>
           <w:rFonts w:ascii="Times New Roman" w:hAnsi="Times New Roman" w:cs="Times New Roman"/>
@@ -5383,7 +5594,9 @@
       </w:pPr>
       <w:r>
         <w:rPr>
-          <w:noProof/>
+          <w:rFonts w:ascii="Times New Roman" w:hAnsi="Times New Roman" w:cs="Times New Roman"/>
+          <w:sz w:val="28"/>
+          <w:szCs w:val="28"/>
         </w:rPr>
         <w:drawing>
           <wp:inline distT="0" distB="0" distL="0" distR="0" wp14:anchorId="619C4B05" wp14:editId="43F6ED09">
@@ -5432,8 +5645,11 @@
     </w:p>
     <w:p>
       <w:pPr>
-        <w:spacing w:after="0" w:line="360" w:lineRule="auto"/>
-        <w:ind w:right="-284"/>
+        <w:tabs>
+          <w:tab w:val="left" w:pos="567"/>
+        </w:tabs>
+        <w:spacing w:after="0" w:line="360" w:lineRule="auto"/>
+        <w:ind w:left="-567" w:firstLine="567"/>
         <w:jc w:val="center"/>
         <w:rPr>
           <w:rFonts w:ascii="Times New Roman" w:hAnsi="Times New Roman" w:cs="Times New Roman"/>
@@ -5468,8 +5684,11 @@
     </w:p>
     <w:p>
       <w:pPr>
-        <w:spacing w:after="0" w:line="360" w:lineRule="auto"/>
-        <w:ind w:right="-284" w:firstLine="567"/>
+        <w:tabs>
+          <w:tab w:val="left" w:pos="567"/>
+        </w:tabs>
+        <w:spacing w:after="0" w:line="360" w:lineRule="auto"/>
+        <w:ind w:left="-567" w:firstLine="567"/>
         <w:jc w:val="both"/>
         <w:rPr>
           <w:rFonts w:ascii="Times New Roman" w:hAnsi="Times New Roman" w:cs="Times New Roman"/>
@@ -5489,23 +5708,23 @@
     </w:p>
     <w:p>
       <w:pPr>
-        <w:spacing w:after="0" w:line="360" w:lineRule="auto"/>
-        <w:ind w:right="-284"/>
+        <w:tabs>
+          <w:tab w:val="left" w:pos="567"/>
+        </w:tabs>
+        <w:spacing w:after="0" w:line="360" w:lineRule="auto"/>
+        <w:ind w:left="-567" w:firstLine="567"/>
         <w:jc w:val="center"/>
         <w:rPr>
           <w:rFonts w:ascii="Times New Roman" w:hAnsi="Times New Roman" w:cs="Times New Roman"/>
           <w:sz w:val="28"/>
           <w:szCs w:val="28"/>
-          <w:lang w:val="en-US"/>
-        </w:rPr>
-      </w:pPr>
-      <w:r>
-        <w:rPr>
-          <w:rFonts w:ascii="Times New Roman" w:hAnsi="Times New Roman" w:cs="Times New Roman"/>
-          <w:noProof/>
-          <w:sz w:val="28"/>
-          <w:szCs w:val="28"/>
-          <w:lang w:val="en-US"/>
+        </w:rPr>
+      </w:pPr>
+      <w:r>
+        <w:rPr>
+          <w:rFonts w:ascii="Times New Roman" w:hAnsi="Times New Roman" w:cs="Times New Roman"/>
+          <w:sz w:val="28"/>
+          <w:szCs w:val="28"/>
         </w:rPr>
         <w:drawing>
           <wp:inline distT="0" distB="0" distL="0" distR="0" wp14:anchorId="72F05386" wp14:editId="08C1330B">
@@ -5554,8 +5773,11 @@
     </w:p>
     <w:p>
       <w:pPr>
-        <w:spacing w:after="0" w:line="360" w:lineRule="auto"/>
-        <w:ind w:right="-284"/>
+        <w:tabs>
+          <w:tab w:val="left" w:pos="567"/>
+        </w:tabs>
+        <w:spacing w:after="0" w:line="360" w:lineRule="auto"/>
+        <w:ind w:left="-567" w:firstLine="567"/>
         <w:jc w:val="center"/>
         <w:rPr>
           <w:rFonts w:ascii="Times New Roman" w:hAnsi="Times New Roman" w:cs="Times New Roman"/>
@@ -5590,8 +5812,11 @@
     </w:p>
     <w:p>
       <w:pPr>
-        <w:spacing w:after="0" w:line="360" w:lineRule="auto"/>
-        <w:ind w:right="-284" w:firstLine="567"/>
+        <w:tabs>
+          <w:tab w:val="left" w:pos="567"/>
+        </w:tabs>
+        <w:spacing w:after="0" w:line="360" w:lineRule="auto"/>
+        <w:ind w:left="-567" w:firstLine="567"/>
         <w:jc w:val="both"/>
         <w:rPr>
           <w:rFonts w:ascii="Times New Roman" w:hAnsi="Times New Roman" w:cs="Times New Roman"/>
@@ -5610,23 +5835,23 @@
     </w:p>
     <w:p>
       <w:pPr>
-        <w:spacing w:after="0" w:line="360" w:lineRule="auto"/>
-        <w:ind w:right="-284"/>
+        <w:tabs>
+          <w:tab w:val="left" w:pos="567"/>
+        </w:tabs>
+        <w:spacing w:after="0" w:line="360" w:lineRule="auto"/>
+        <w:ind w:left="-567" w:firstLine="567"/>
         <w:jc w:val="center"/>
         <w:rPr>
           <w:rFonts w:ascii="Times New Roman" w:hAnsi="Times New Roman" w:cs="Times New Roman"/>
           <w:sz w:val="28"/>
           <w:szCs w:val="28"/>
-          <w:lang w:val="en-US"/>
-        </w:rPr>
-      </w:pPr>
-      <w:r>
-        <w:rPr>
-          <w:rFonts w:ascii="Times New Roman" w:hAnsi="Times New Roman" w:cs="Times New Roman"/>
-          <w:noProof/>
-          <w:sz w:val="28"/>
-          <w:szCs w:val="28"/>
-          <w:lang w:val="en-US"/>
+        </w:rPr>
+      </w:pPr>
+      <w:r>
+        <w:rPr>
+          <w:rFonts w:ascii="Times New Roman" w:hAnsi="Times New Roman" w:cs="Times New Roman"/>
+          <w:sz w:val="28"/>
+          <w:szCs w:val="28"/>
         </w:rPr>
         <w:drawing>
           <wp:inline distT="0" distB="0" distL="0" distR="0" wp14:anchorId="76CFEE1B" wp14:editId="21EE7C18">
@@ -5675,8 +5900,11 @@
     </w:p>
     <w:p>
       <w:pPr>
-        <w:spacing w:after="0" w:line="360" w:lineRule="auto"/>
-        <w:ind w:right="-284"/>
+        <w:tabs>
+          <w:tab w:val="left" w:pos="567"/>
+        </w:tabs>
+        <w:spacing w:after="0" w:line="360" w:lineRule="auto"/>
+        <w:ind w:left="-567" w:firstLine="567"/>
         <w:jc w:val="center"/>
         <w:rPr>
           <w:rFonts w:ascii="Times New Roman" w:hAnsi="Times New Roman" w:cs="Times New Roman"/>
@@ -5695,8 +5923,11 @@
     </w:p>
     <w:p>
       <w:pPr>
-        <w:spacing w:after="0" w:line="360" w:lineRule="auto"/>
-        <w:ind w:right="-284" w:firstLine="567"/>
+        <w:tabs>
+          <w:tab w:val="left" w:pos="567"/>
+        </w:tabs>
+        <w:spacing w:after="0" w:line="360" w:lineRule="auto"/>
+        <w:ind w:left="-567" w:firstLine="567"/>
         <w:jc w:val="both"/>
         <w:rPr>
           <w:rFonts w:ascii="Times New Roman" w:hAnsi="Times New Roman" w:cs="Times New Roman"/>
@@ -5713,6 +5944,11 @@
         <w:t>При изменении статуса заказа на «Завершён» система выполняет списание товаров со склада согласно составу заказа. После выполнения операции данные сохраняются в базе данных, а в интерфейсе отображается обновлённый статус.</w:t>
       </w:r>
       <w:r>
+        <w:rPr>
+          <w:rFonts w:ascii="Times New Roman" w:hAnsi="Times New Roman" w:cs="Times New Roman"/>
+          <w:sz w:val="28"/>
+          <w:szCs w:val="28"/>
+        </w:rPr>
         <w:t xml:space="preserve"> </w:t>
       </w:r>
       <w:r>
@@ -5726,20 +5962,21 @@
     </w:p>
     <w:p>
       <w:pPr>
-        <w:spacing w:after="0" w:line="360" w:lineRule="auto"/>
-        <w:ind w:right="-284"/>
+        <w:tabs>
+          <w:tab w:val="left" w:pos="567"/>
+        </w:tabs>
+        <w:spacing w:after="0" w:line="360" w:lineRule="auto"/>
+        <w:ind w:left="-567" w:firstLine="567"/>
         <w:jc w:val="center"/>
         <w:rPr>
           <w:rFonts w:ascii="Times New Roman" w:hAnsi="Times New Roman" w:cs="Times New Roman"/>
           <w:sz w:val="28"/>
           <w:szCs w:val="28"/>
-          <w:lang w:val="en-US"/>
-        </w:rPr>
-      </w:pPr>
-      <w:r>
-        <w:rPr>
-          <w:rFonts w:ascii="Times New Roman" w:hAnsi="Times New Roman" w:cs="Times New Roman"/>
-          <w:noProof/>
+        </w:rPr>
+      </w:pPr>
+      <w:r>
+        <w:rPr>
+          <w:rFonts w:ascii="Times New Roman" w:hAnsi="Times New Roman" w:cs="Times New Roman"/>
           <w:sz w:val="28"/>
           <w:szCs w:val="28"/>
         </w:rPr>
@@ -5791,8 +6028,11 @@
     </w:p>
     <w:p>
       <w:pPr>
-        <w:spacing w:after="0" w:line="360" w:lineRule="auto"/>
-        <w:ind w:right="-284"/>
+        <w:tabs>
+          <w:tab w:val="left" w:pos="567"/>
+        </w:tabs>
+        <w:spacing w:after="0" w:line="360" w:lineRule="auto"/>
+        <w:ind w:left="-567" w:firstLine="567"/>
         <w:jc w:val="center"/>
         <w:rPr>
           <w:rFonts w:ascii="Times New Roman" w:hAnsi="Times New Roman" w:cs="Times New Roman"/>
@@ -5811,8 +6051,11 @@
     </w:p>
     <w:p>
       <w:pPr>
-        <w:spacing w:after="0" w:line="360" w:lineRule="auto"/>
-        <w:ind w:right="-284" w:firstLine="567"/>
+        <w:tabs>
+          <w:tab w:val="left" w:pos="567"/>
+        </w:tabs>
+        <w:spacing w:after="0" w:line="360" w:lineRule="auto"/>
+        <w:ind w:left="-567" w:firstLine="567"/>
         <w:jc w:val="both"/>
         <w:rPr>
           <w:rFonts w:ascii="Times New Roman" w:hAnsi="Times New Roman" w:cs="Times New Roman"/>
@@ -5829,6 +6072,11 @@
         <w:t>Удаление заказа выполняется через соответствующую команду пункт меню. Перед удалением система запрашивает подтверждение действия, после чего заказ удаляется из базы данных и список обновляется.</w:t>
       </w:r>
       <w:r>
+        <w:rPr>
+          <w:rFonts w:ascii="Times New Roman" w:hAnsi="Times New Roman" w:cs="Times New Roman"/>
+          <w:sz w:val="28"/>
+          <w:szCs w:val="28"/>
+        </w:rPr>
         <w:t xml:space="preserve"> </w:t>
       </w:r>
       <w:r>
@@ -5842,8 +6090,11 @@
     </w:p>
     <w:p>
       <w:pPr>
-        <w:spacing w:after="0" w:line="360" w:lineRule="auto"/>
-        <w:ind w:right="-284"/>
+        <w:tabs>
+          <w:tab w:val="left" w:pos="567"/>
+        </w:tabs>
+        <w:spacing w:after="0" w:line="360" w:lineRule="auto"/>
+        <w:ind w:left="-567" w:firstLine="567"/>
         <w:jc w:val="center"/>
         <w:rPr>
           <w:rFonts w:ascii="Times New Roman" w:hAnsi="Times New Roman" w:cs="Times New Roman"/>
@@ -5854,7 +6105,6 @@
       <w:r>
         <w:rPr>
           <w:rFonts w:ascii="Times New Roman" w:hAnsi="Times New Roman" w:cs="Times New Roman"/>
-          <w:noProof/>
           <w:sz w:val="28"/>
           <w:szCs w:val="28"/>
         </w:rPr>
@@ -5905,6 +6155,9 @@
     </w:p>
     <w:p>
       <w:pPr>
+        <w:tabs>
+          <w:tab w:val="left" w:pos="567"/>
+        </w:tabs>
         <w:spacing w:after="0" w:line="360" w:lineRule="auto"/>
         <w:ind w:left="-567" w:firstLine="567"/>
         <w:jc w:val="center"/>
@@ -6112,47 +6365,15 @@
           <w:szCs w:val="28"/>
         </w:rPr>
         <w:lastRenderedPageBreak/>
-        <w:t>Р</w:t>
-      </w:r>
-      <w:r>
-        <w:rPr>
-          <w:rFonts w:ascii="Times New Roman" w:hAnsi="Times New Roman" w:cs="Times New Roman"/>
-          <w:sz w:val="28"/>
-          <w:szCs w:val="28"/>
-        </w:rPr>
-        <w:t>исунок А.</w:t>
-      </w:r>
-      <w:r>
-        <w:rPr>
-          <w:rFonts w:ascii="Times New Roman" w:hAnsi="Times New Roman" w:cs="Times New Roman"/>
-          <w:sz w:val="28"/>
-          <w:szCs w:val="28"/>
-        </w:rPr>
-        <w:t>2</w:t>
-      </w:r>
-      <w:r>
-        <w:rPr>
-          <w:rFonts w:ascii="Times New Roman" w:hAnsi="Times New Roman" w:cs="Times New Roman"/>
-          <w:sz w:val="28"/>
-          <w:szCs w:val="28"/>
-        </w:rPr>
-        <w:t xml:space="preserve"> – </w:t>
-      </w:r>
-      <w:r>
-        <w:rPr>
-          <w:rFonts w:ascii="Times New Roman" w:hAnsi="Times New Roman" w:cs="Times New Roman"/>
-          <w:sz w:val="28"/>
-          <w:szCs w:val="28"/>
-        </w:rPr>
-        <w:t>Блок-схем</w:t>
-      </w:r>
-      <w:r>
-        <w:rPr>
-          <w:rFonts w:ascii="Times New Roman" w:hAnsi="Times New Roman" w:cs="Times New Roman"/>
-          <w:sz w:val="28"/>
-          <w:szCs w:val="28"/>
-        </w:rPr>
-        <w:t>а</w:t>
+        <w:t xml:space="preserve">Рисунок А.2 – </w:t>
+      </w:r>
+      <w:r>
+        <w:rPr>
+          <w:rFonts w:ascii="Times New Roman" w:hAnsi="Times New Roman" w:cs="Times New Roman"/>
+          <w:sz w:val="28"/>
+          <w:szCs w:val="28"/>
+        </w:rPr>
+        <w:t>Блок-схема</w:t>
       </w:r>
     </w:p>
     <w:p>
@@ -6246,15 +6467,7 @@
           <w:szCs w:val="28"/>
         </w:rPr>
         <w:lastRenderedPageBreak/>
-        <w:t xml:space="preserve">Продолжение </w:t>
-      </w:r>
-      <w:r>
-        <w:rPr>
-          <w:rFonts w:ascii="Times New Roman" w:hAnsi="Times New Roman" w:cs="Times New Roman"/>
-          <w:sz w:val="28"/>
-          <w:szCs w:val="28"/>
-        </w:rPr>
-        <w:t>Рисунок А.2 – Блок-схема</w:t>
+        <w:t>Продолжение Рисунок А.2 – Блок-схема</w:t>
       </w:r>
     </w:p>
     <w:p>
@@ -6659,6 +6872,119 @@
     </w:lvl>
   </w:abstractNum>
   <w:abstractNum w:abstractNumId="1" w15:restartNumberingAfterBreak="0">
+    <w:nsid w:val="1BDD2557"/>
+    <w:multiLevelType w:val="hybridMultilevel"/>
+    <w:tmpl w:val="952E8BEC"/>
+    <w:lvl w:ilvl="0" w:tplc="54B29756">
+      <w:start w:val="1"/>
+      <w:numFmt w:val="bullet"/>
+      <w:lvlText w:val=""/>
+      <w:lvlJc w:val="left"/>
+      <w:pPr>
+        <w:ind w:left="720" w:hanging="360"/>
+      </w:pPr>
+      <w:rPr>
+        <w:rFonts w:ascii="Symbol" w:hAnsi="Symbol" w:hint="default"/>
+      </w:rPr>
+    </w:lvl>
+    <w:lvl w:ilvl="1" w:tplc="FFFFFFFF" w:tentative="1">
+      <w:start w:val="1"/>
+      <w:numFmt w:val="bullet"/>
+      <w:lvlText w:val="o"/>
+      <w:lvlJc w:val="left"/>
+      <w:pPr>
+        <w:ind w:left="1440" w:hanging="360"/>
+      </w:pPr>
+      <w:rPr>
+        <w:rFonts w:ascii="Courier New" w:hAnsi="Courier New" w:cs="Courier New" w:hint="default"/>
+      </w:rPr>
+    </w:lvl>
+    <w:lvl w:ilvl="2" w:tplc="FFFFFFFF" w:tentative="1">
+      <w:start w:val="1"/>
+      <w:numFmt w:val="bullet"/>
+      <w:lvlText w:val=""/>
+      <w:lvlJc w:val="left"/>
+      <w:pPr>
+        <w:ind w:left="2160" w:hanging="360"/>
+      </w:pPr>
+      <w:rPr>
+        <w:rFonts w:ascii="Wingdings" w:hAnsi="Wingdings" w:hint="default"/>
+      </w:rPr>
+    </w:lvl>
+    <w:lvl w:ilvl="3" w:tplc="FFFFFFFF" w:tentative="1">
+      <w:start w:val="1"/>
+      <w:numFmt w:val="bullet"/>
+      <w:lvlText w:val=""/>
+      <w:lvlJc w:val="left"/>
+      <w:pPr>
+        <w:ind w:left="2880" w:hanging="360"/>
+      </w:pPr>
+      <w:rPr>
+        <w:rFonts w:ascii="Symbol" w:hAnsi="Symbol" w:hint="default"/>
+      </w:rPr>
+    </w:lvl>
+    <w:lvl w:ilvl="4" w:tplc="FFFFFFFF" w:tentative="1">
+      <w:start w:val="1"/>
+      <w:numFmt w:val="bullet"/>
+      <w:lvlText w:val="o"/>
+      <w:lvlJc w:val="left"/>
+      <w:pPr>
+        <w:ind w:left="3600" w:hanging="360"/>
+      </w:pPr>
+      <w:rPr>
+        <w:rFonts w:ascii="Courier New" w:hAnsi="Courier New" w:cs="Courier New" w:hint="default"/>
+      </w:rPr>
+    </w:lvl>
+    <w:lvl w:ilvl="5" w:tplc="FFFFFFFF" w:tentative="1">
+      <w:start w:val="1"/>
+      <w:numFmt w:val="bullet"/>
+      <w:lvlText w:val=""/>
+      <w:lvlJc w:val="left"/>
+      <w:pPr>
+        <w:ind w:left="4320" w:hanging="360"/>
+      </w:pPr>
+      <w:rPr>
+        <w:rFonts w:ascii="Wingdings" w:hAnsi="Wingdings" w:hint="default"/>
+      </w:rPr>
+    </w:lvl>
+    <w:lvl w:ilvl="6" w:tplc="FFFFFFFF" w:tentative="1">
+      <w:start w:val="1"/>
+      <w:numFmt w:val="bullet"/>
+      <w:lvlText w:val=""/>
+      <w:lvlJc w:val="left"/>
+      <w:pPr>
+        <w:ind w:left="5040" w:hanging="360"/>
+      </w:pPr>
+      <w:rPr>
+        <w:rFonts w:ascii="Symbol" w:hAnsi="Symbol" w:hint="default"/>
+      </w:rPr>
+    </w:lvl>
+    <w:lvl w:ilvl="7" w:tplc="FFFFFFFF" w:tentative="1">
+      <w:start w:val="1"/>
+      <w:numFmt w:val="bullet"/>
+      <w:lvlText w:val="o"/>
+      <w:lvlJc w:val="left"/>
+      <w:pPr>
+        <w:ind w:left="5760" w:hanging="360"/>
+      </w:pPr>
+      <w:rPr>
+        <w:rFonts w:ascii="Courier New" w:hAnsi="Courier New" w:cs="Courier New" w:hint="default"/>
+      </w:rPr>
+    </w:lvl>
+    <w:lvl w:ilvl="8" w:tplc="FFFFFFFF" w:tentative="1">
+      <w:start w:val="1"/>
+      <w:numFmt w:val="bullet"/>
+      <w:lvlText w:val=""/>
+      <w:lvlJc w:val="left"/>
+      <w:pPr>
+        <w:ind w:left="6480" w:hanging="360"/>
+      </w:pPr>
+      <w:rPr>
+        <w:rFonts w:ascii="Wingdings" w:hAnsi="Wingdings" w:hint="default"/>
+      </w:rPr>
+    </w:lvl>
+  </w:abstractNum>
+  <w:abstractNum w:abstractNumId="2" w15:restartNumberingAfterBreak="0">
     <w:nsid w:val="1D9E759F"/>
     <w:multiLevelType w:val="multilevel"/>
     <w:tmpl w:val="C89234AE"/>
@@ -6807,7 +7133,7 @@
       </w:rPr>
     </w:lvl>
   </w:abstractNum>
-  <w:abstractNum w:abstractNumId="2" w15:restartNumberingAfterBreak="0">
+  <w:abstractNum w:abstractNumId="3" w15:restartNumberingAfterBreak="0">
     <w:nsid w:val="2CD75DD5"/>
     <w:multiLevelType w:val="multilevel"/>
     <w:tmpl w:val="15AE071E"/>
@@ -6956,7 +7282,7 @@
       </w:rPr>
     </w:lvl>
   </w:abstractNum>
-  <w:abstractNum w:abstractNumId="3" w15:restartNumberingAfterBreak="0">
+  <w:abstractNum w:abstractNumId="4" w15:restartNumberingAfterBreak="0">
     <w:nsid w:val="35680D5F"/>
     <w:multiLevelType w:val="multilevel"/>
     <w:tmpl w:val="0B54E67A"/>
@@ -7105,16 +7431,135 @@
       </w:rPr>
     </w:lvl>
   </w:abstractNum>
+  <w:abstractNum w:abstractNumId="5" w15:restartNumberingAfterBreak="0">
+    <w:nsid w:val="62BC0169"/>
+    <w:multiLevelType w:val="hybridMultilevel"/>
+    <w:tmpl w:val="80E2E7FE"/>
+    <w:lvl w:ilvl="0" w:tplc="04190001">
+      <w:start w:val="1"/>
+      <w:numFmt w:val="bullet"/>
+      <w:lvlText w:val=""/>
+      <w:lvlJc w:val="left"/>
+      <w:pPr>
+        <w:ind w:left="720" w:hanging="360"/>
+      </w:pPr>
+      <w:rPr>
+        <w:rFonts w:ascii="Symbol" w:hAnsi="Symbol" w:hint="default"/>
+      </w:rPr>
+    </w:lvl>
+    <w:lvl w:ilvl="1" w:tplc="04190003" w:tentative="1">
+      <w:start w:val="1"/>
+      <w:numFmt w:val="bullet"/>
+      <w:lvlText w:val="o"/>
+      <w:lvlJc w:val="left"/>
+      <w:pPr>
+        <w:ind w:left="1440" w:hanging="360"/>
+      </w:pPr>
+      <w:rPr>
+        <w:rFonts w:ascii="Courier New" w:hAnsi="Courier New" w:cs="Courier New" w:hint="default"/>
+      </w:rPr>
+    </w:lvl>
+    <w:lvl w:ilvl="2" w:tplc="04190005" w:tentative="1">
+      <w:start w:val="1"/>
+      <w:numFmt w:val="bullet"/>
+      <w:lvlText w:val=""/>
+      <w:lvlJc w:val="left"/>
+      <w:pPr>
+        <w:ind w:left="2160" w:hanging="360"/>
+      </w:pPr>
+      <w:rPr>
+        <w:rFonts w:ascii="Wingdings" w:hAnsi="Wingdings" w:hint="default"/>
+      </w:rPr>
+    </w:lvl>
+    <w:lvl w:ilvl="3" w:tplc="04190001" w:tentative="1">
+      <w:start w:val="1"/>
+      <w:numFmt w:val="bullet"/>
+      <w:lvlText w:val=""/>
+      <w:lvlJc w:val="left"/>
+      <w:pPr>
+        <w:ind w:left="2880" w:hanging="360"/>
+      </w:pPr>
+      <w:rPr>
+        <w:rFonts w:ascii="Symbol" w:hAnsi="Symbol" w:hint="default"/>
+      </w:rPr>
+    </w:lvl>
+    <w:lvl w:ilvl="4" w:tplc="04190003" w:tentative="1">
+      <w:start w:val="1"/>
+      <w:numFmt w:val="bullet"/>
+      <w:lvlText w:val="o"/>
+      <w:lvlJc w:val="left"/>
+      <w:pPr>
+        <w:ind w:left="3600" w:hanging="360"/>
+      </w:pPr>
+      <w:rPr>
+        <w:rFonts w:ascii="Courier New" w:hAnsi="Courier New" w:cs="Courier New" w:hint="default"/>
+      </w:rPr>
+    </w:lvl>
+    <w:lvl w:ilvl="5" w:tplc="04190005" w:tentative="1">
+      <w:start w:val="1"/>
+      <w:numFmt w:val="bullet"/>
+      <w:lvlText w:val=""/>
+      <w:lvlJc w:val="left"/>
+      <w:pPr>
+        <w:ind w:left="4320" w:hanging="360"/>
+      </w:pPr>
+      <w:rPr>
+        <w:rFonts w:ascii="Wingdings" w:hAnsi="Wingdings" w:hint="default"/>
+      </w:rPr>
+    </w:lvl>
+    <w:lvl w:ilvl="6" w:tplc="04190001" w:tentative="1">
+      <w:start w:val="1"/>
+      <w:numFmt w:val="bullet"/>
+      <w:lvlText w:val=""/>
+      <w:lvlJc w:val="left"/>
+      <w:pPr>
+        <w:ind w:left="5040" w:hanging="360"/>
+      </w:pPr>
+      <w:rPr>
+        <w:rFonts w:ascii="Symbol" w:hAnsi="Symbol" w:hint="default"/>
+      </w:rPr>
+    </w:lvl>
+    <w:lvl w:ilvl="7" w:tplc="04190003" w:tentative="1">
+      <w:start w:val="1"/>
+      <w:numFmt w:val="bullet"/>
+      <w:lvlText w:val="o"/>
+      <w:lvlJc w:val="left"/>
+      <w:pPr>
+        <w:ind w:left="5760" w:hanging="360"/>
+      </w:pPr>
+      <w:rPr>
+        <w:rFonts w:ascii="Courier New" w:hAnsi="Courier New" w:cs="Courier New" w:hint="default"/>
+      </w:rPr>
+    </w:lvl>
+    <w:lvl w:ilvl="8" w:tplc="04190005" w:tentative="1">
+      <w:start w:val="1"/>
+      <w:numFmt w:val="bullet"/>
+      <w:lvlText w:val=""/>
+      <w:lvlJc w:val="left"/>
+      <w:pPr>
+        <w:ind w:left="6480" w:hanging="360"/>
+      </w:pPr>
+      <w:rPr>
+        <w:rFonts w:ascii="Wingdings" w:hAnsi="Wingdings" w:hint="default"/>
+      </w:rPr>
+    </w:lvl>
+  </w:abstractNum>
   <w:num w:numId="1" w16cid:durableId="1133446927">
-    <w:abstractNumId w:val="2"/>
+    <w:abstractNumId w:val="3"/>
   </w:num>
   <w:num w:numId="2" w16cid:durableId="615448848">
     <w:abstractNumId w:val="0"/>
   </w:num>
   <w:num w:numId="3" w16cid:durableId="852498403">
-    <w:abstractNumId w:val="3"/>
+    <w:abstractNumId w:val="4"/>
   </w:num>
   <w:num w:numId="4" w16cid:durableId="1614247269">
+    <w:abstractNumId w:val="2"/>
+  </w:num>
+  <w:num w:numId="5" w16cid:durableId="1992785877">
+    <w:abstractNumId w:val="5"/>
+  </w:num>
+  <w:num w:numId="6" w16cid:durableId="995497139">
     <w:abstractNumId w:val="1"/>
   </w:num>
 </w:numbering>
@@ -7724,6 +8169,7 @@
   <w:style w:type="character" w:default="1" w:styleId="a0">
     <w:name w:val="Default Paragraph Font"/>
     <w:uiPriority w:val="1"/>
+    <w:semiHidden/>
     <w:unhideWhenUsed/>
   </w:style>
   <w:style w:type="table" w:default="1" w:styleId="a1">

--- a/Документы/Отчёт ДЭ.docx
+++ b/Документы/Отчёт ДЭ.docx
@@ -3025,6 +3025,7 @@
       <w:r>
         <w:rPr>
           <w:rFonts w:ascii="Times New Roman" w:hAnsi="Times New Roman" w:cs="Times New Roman"/>
+          <w:noProof/>
           <w:sz w:val="28"/>
           <w:szCs w:val="28"/>
         </w:rPr>
@@ -3252,6 +3253,7 @@
       <w:r>
         <w:rPr>
           <w:rFonts w:ascii="Times New Roman" w:hAnsi="Times New Roman" w:cs="Times New Roman"/>
+          <w:noProof/>
           <w:sz w:val="28"/>
           <w:szCs w:val="28"/>
         </w:rPr>
@@ -3363,6 +3365,7 @@
       <w:r>
         <w:rPr>
           <w:rFonts w:ascii="Times New Roman" w:hAnsi="Times New Roman" w:cs="Times New Roman"/>
+          <w:noProof/>
           <w:sz w:val="28"/>
           <w:szCs w:val="28"/>
         </w:rPr>
@@ -3490,13 +3493,14 @@
       <w:r>
         <w:rPr>
           <w:rFonts w:ascii="Times New Roman" w:hAnsi="Times New Roman" w:cs="Times New Roman"/>
+          <w:noProof/>
           <w:sz w:val="28"/>
           <w:szCs w:val="28"/>
         </w:rPr>
         <w:drawing>
-          <wp:inline distT="0" distB="0" distL="0" distR="0" wp14:anchorId="1CF1D806" wp14:editId="04F91123">
-            <wp:extent cx="2522314" cy="1733550"/>
-            <wp:effectExtent l="19050" t="19050" r="11430" b="19050"/>
+          <wp:inline distT="0" distB="0" distL="0" distR="0" wp14:anchorId="1CF1D806" wp14:editId="5AD1DEAE">
+            <wp:extent cx="2175510" cy="1495196"/>
+            <wp:effectExtent l="19050" t="19050" r="15240" b="10160"/>
             <wp:docPr id="24" name="Рисунок 24"/>
             <wp:cNvGraphicFramePr>
               <a:graphicFrameLocks xmlns:a="http://schemas.openxmlformats.org/drawingml/2006/main" noChangeAspect="1"/>
@@ -3517,7 +3521,7 @@
                   <pic:spPr>
                     <a:xfrm>
                       <a:off x="0" y="0"/>
-                      <a:ext cx="2537772" cy="1744174"/>
+                      <a:ext cx="2200185" cy="1512155"/>
                     </a:xfrm>
                     <a:prstGeom prst="rect">
                       <a:avLst/>
@@ -3558,7 +3562,6 @@
           <w:sz w:val="28"/>
           <w:szCs w:val="28"/>
         </w:rPr>
-        <w:lastRenderedPageBreak/>
         <w:t>Рисунок 9.4 – Сообщение о некорректных данных</w:t>
       </w:r>
     </w:p>
@@ -3582,6 +3585,7 @@
           <w:sz w:val="28"/>
           <w:szCs w:val="28"/>
         </w:rPr>
+        <w:lastRenderedPageBreak/>
         <w:t>Также предусмотрена возможность входа в систему без авторизации</w:t>
       </w:r>
       <w:r>
@@ -3626,6 +3630,7 @@
       <w:r>
         <w:rPr>
           <w:rFonts w:ascii="Times New Roman" w:hAnsi="Times New Roman" w:cs="Times New Roman"/>
+          <w:noProof/>
           <w:sz w:val="28"/>
           <w:szCs w:val="28"/>
         </w:rPr>
@@ -3789,6 +3794,7 @@
       <w:r>
         <w:rPr>
           <w:rFonts w:ascii="Times New Roman" w:hAnsi="Times New Roman" w:cs="Times New Roman"/>
+          <w:noProof/>
           <w:sz w:val="28"/>
           <w:szCs w:val="28"/>
         </w:rPr>
@@ -3880,7 +3886,6 @@
           <w:sz w:val="28"/>
           <w:szCs w:val="28"/>
         </w:rPr>
-        <w:lastRenderedPageBreak/>
         <w:t>Пользователь с ролью менеджера получает расширенные возможности работы с каталогом.</w:t>
       </w:r>
     </w:p>
@@ -3904,6 +3909,7 @@
           <w:sz w:val="28"/>
           <w:szCs w:val="28"/>
         </w:rPr>
+        <w:lastRenderedPageBreak/>
         <w:t>Поиск осуществляется по названию, категории и описанию товара. Результаты обновляются автоматически при вводе текста.</w:t>
       </w:r>
       <w:r>
@@ -3940,6 +3946,7 @@
       <w:r>
         <w:rPr>
           <w:rFonts w:ascii="Times New Roman" w:hAnsi="Times New Roman" w:cs="Times New Roman"/>
+          <w:noProof/>
           <w:sz w:val="28"/>
           <w:szCs w:val="28"/>
         </w:rPr>
@@ -4067,6 +4074,7 @@
       <w:r>
         <w:rPr>
           <w:rFonts w:ascii="Times New Roman" w:hAnsi="Times New Roman" w:cs="Times New Roman"/>
+          <w:noProof/>
           <w:sz w:val="28"/>
           <w:szCs w:val="28"/>
         </w:rPr>
@@ -4198,6 +4206,7 @@
       <w:r>
         <w:rPr>
           <w:rFonts w:ascii="Times New Roman" w:hAnsi="Times New Roman" w:cs="Times New Roman"/>
+          <w:noProof/>
           <w:sz w:val="28"/>
           <w:szCs w:val="28"/>
         </w:rPr>
@@ -4323,6 +4332,7 @@
       <w:r>
         <w:rPr>
           <w:rFonts w:ascii="Times New Roman" w:hAnsi="Times New Roman" w:cs="Times New Roman"/>
+          <w:noProof/>
           <w:sz w:val="28"/>
           <w:szCs w:val="28"/>
         </w:rPr>
@@ -4463,6 +4473,7 @@
       <w:r>
         <w:rPr>
           <w:rFonts w:ascii="Times New Roman" w:hAnsi="Times New Roman" w:cs="Times New Roman"/>
+          <w:noProof/>
           <w:sz w:val="28"/>
           <w:szCs w:val="28"/>
         </w:rPr>
@@ -4615,6 +4626,7 @@
       <w:r>
         <w:rPr>
           <w:rFonts w:ascii="Times New Roman" w:hAnsi="Times New Roman" w:cs="Times New Roman"/>
+          <w:noProof/>
           <w:sz w:val="28"/>
           <w:szCs w:val="28"/>
         </w:rPr>
@@ -4774,6 +4786,7 @@
       <w:r>
         <w:rPr>
           <w:rFonts w:ascii="Times New Roman" w:hAnsi="Times New Roman" w:cs="Times New Roman"/>
+          <w:noProof/>
           <w:sz w:val="28"/>
           <w:szCs w:val="28"/>
         </w:rPr>
@@ -4901,6 +4914,7 @@
       <w:r>
         <w:rPr>
           <w:rFonts w:ascii="Times New Roman" w:hAnsi="Times New Roman" w:cs="Times New Roman"/>
+          <w:noProof/>
           <w:sz w:val="28"/>
           <w:szCs w:val="28"/>
         </w:rPr>
@@ -5029,6 +5043,7 @@
       <w:r>
         <w:rPr>
           <w:rFonts w:ascii="Times New Roman" w:hAnsi="Times New Roman" w:cs="Times New Roman"/>
+          <w:noProof/>
           <w:sz w:val="28"/>
           <w:szCs w:val="28"/>
         </w:rPr>
@@ -5195,6 +5210,7 @@
       <w:r>
         <w:rPr>
           <w:rFonts w:ascii="Times New Roman" w:hAnsi="Times New Roman" w:cs="Times New Roman"/>
+          <w:noProof/>
           <w:sz w:val="28"/>
           <w:szCs w:val="28"/>
         </w:rPr>
@@ -5336,6 +5352,7 @@
       <w:r>
         <w:rPr>
           <w:rFonts w:ascii="Times New Roman" w:hAnsi="Times New Roman" w:cs="Times New Roman"/>
+          <w:noProof/>
           <w:sz w:val="28"/>
           <w:szCs w:val="28"/>
         </w:rPr>
@@ -5444,6 +5461,7 @@
       <w:r>
         <w:rPr>
           <w:rFonts w:ascii="Times New Roman" w:hAnsi="Times New Roman" w:cs="Times New Roman"/>
+          <w:noProof/>
           <w:sz w:val="28"/>
           <w:szCs w:val="28"/>
         </w:rPr>
@@ -5595,6 +5613,7 @@
       <w:r>
         <w:rPr>
           <w:rFonts w:ascii="Times New Roman" w:hAnsi="Times New Roman" w:cs="Times New Roman"/>
+          <w:noProof/>
           <w:sz w:val="28"/>
           <w:szCs w:val="28"/>
         </w:rPr>
@@ -5723,6 +5742,7 @@
       <w:r>
         <w:rPr>
           <w:rFonts w:ascii="Times New Roman" w:hAnsi="Times New Roman" w:cs="Times New Roman"/>
+          <w:noProof/>
           <w:sz w:val="28"/>
           <w:szCs w:val="28"/>
         </w:rPr>
@@ -5850,6 +5870,7 @@
       <w:r>
         <w:rPr>
           <w:rFonts w:ascii="Times New Roman" w:hAnsi="Times New Roman" w:cs="Times New Roman"/>
+          <w:noProof/>
           <w:sz w:val="28"/>
           <w:szCs w:val="28"/>
         </w:rPr>
@@ -5977,6 +5998,7 @@
       <w:r>
         <w:rPr>
           <w:rFonts w:ascii="Times New Roman" w:hAnsi="Times New Roman" w:cs="Times New Roman"/>
+          <w:noProof/>
           <w:sz w:val="28"/>
           <w:szCs w:val="28"/>
         </w:rPr>
@@ -6105,6 +6127,7 @@
       <w:r>
         <w:rPr>
           <w:rFonts w:ascii="Times New Roman" w:hAnsi="Times New Roman" w:cs="Times New Roman"/>
+          <w:noProof/>
           <w:sz w:val="28"/>
           <w:szCs w:val="28"/>
         </w:rPr>
@@ -6165,6 +6188,313 @@
           <w:rFonts w:ascii="Times New Roman" w:hAnsi="Times New Roman" w:cs="Times New Roman"/>
           <w:sz w:val="28"/>
           <w:szCs w:val="28"/>
+          <w:lang w:val="en-US"/>
+        </w:rPr>
+      </w:pPr>
+      <w:r>
+        <w:rPr>
+          <w:rFonts w:ascii="Times New Roman" w:hAnsi="Times New Roman" w:cs="Times New Roman"/>
+          <w:sz w:val="28"/>
+          <w:szCs w:val="28"/>
+        </w:rPr>
+        <w:t>Рисунок 9.23 – Подтверждение удаления заказа</w:t>
+      </w:r>
+    </w:p>
+    <w:p>
+      <w:pPr>
+        <w:tabs>
+          <w:tab w:val="left" w:pos="567"/>
+        </w:tabs>
+        <w:spacing w:after="0" w:line="480" w:lineRule="auto"/>
+        <w:ind w:left="-567" w:firstLine="567"/>
+        <w:jc w:val="both"/>
+        <w:rPr>
+          <w:rFonts w:ascii="Times New Roman" w:hAnsi="Times New Roman" w:cs="Times New Roman"/>
+          <w:b/>
+          <w:bCs/>
+          <w:sz w:val="28"/>
+          <w:szCs w:val="28"/>
+        </w:rPr>
+      </w:pPr>
+      <w:r>
+        <w:rPr>
+          <w:rFonts w:ascii="Times New Roman" w:hAnsi="Times New Roman" w:cs="Times New Roman"/>
+          <w:b/>
+          <w:bCs/>
+          <w:sz w:val="28"/>
+          <w:szCs w:val="28"/>
+        </w:rPr>
+        <w:t>Модуль 3. Разработка последовательного пользовательского интерфейса. Создание формы добавления / редактирования товаров. Создание кнопки удаления товаров.</w:t>
+      </w:r>
+    </w:p>
+    <w:p>
+      <w:pPr>
+        <w:spacing w:after="0" w:line="360" w:lineRule="auto"/>
+        <w:ind w:left="-567" w:firstLine="567"/>
+        <w:jc w:val="both"/>
+        <w:rPr>
+          <w:rFonts w:ascii="Times New Roman" w:hAnsi="Times New Roman" w:cs="Times New Roman"/>
+          <w:sz w:val="28"/>
+          <w:szCs w:val="28"/>
+        </w:rPr>
+      </w:pPr>
+      <w:r>
+        <w:rPr>
+          <w:rFonts w:ascii="Times New Roman" w:hAnsi="Times New Roman" w:cs="Times New Roman"/>
+          <w:sz w:val="28"/>
+          <w:szCs w:val="28"/>
+        </w:rPr>
+        <w:t xml:space="preserve">Цель работы: </w:t>
+      </w:r>
+      <w:r>
+        <w:rPr>
+          <w:rFonts w:ascii="Times New Roman" w:hAnsi="Times New Roman" w:cs="Times New Roman"/>
+          <w:sz w:val="28"/>
+          <w:szCs w:val="28"/>
+        </w:rPr>
+        <w:t>ц</w:t>
+      </w:r>
+      <w:r>
+        <w:rPr>
+          <w:rFonts w:ascii="Times New Roman" w:hAnsi="Times New Roman" w:cs="Times New Roman"/>
+          <w:sz w:val="28"/>
+          <w:szCs w:val="28"/>
+        </w:rPr>
+        <w:t>елью данного модуля является расширение функциональности приложения: реализация навигации между экранами, добавление поиска, сортировки и фильтрации товаров, а также создание форм добавления, редактирования и удаления товаров для администратора.</w:t>
+      </w:r>
+    </w:p>
+    <w:p>
+      <w:pPr>
+        <w:tabs>
+          <w:tab w:val="left" w:pos="567"/>
+        </w:tabs>
+        <w:spacing w:after="0" w:line="360" w:lineRule="auto"/>
+        <w:ind w:left="-567" w:firstLine="567"/>
+        <w:jc w:val="both"/>
+        <w:rPr>
+          <w:rFonts w:ascii="Times New Roman" w:hAnsi="Times New Roman" w:cs="Times New Roman"/>
+          <w:b/>
+          <w:bCs/>
+          <w:sz w:val="28"/>
+          <w:szCs w:val="28"/>
+        </w:rPr>
+      </w:pPr>
+      <w:r>
+        <w:rPr>
+          <w:rFonts w:ascii="Times New Roman" w:hAnsi="Times New Roman" w:cs="Times New Roman"/>
+          <w:sz w:val="28"/>
+          <w:szCs w:val="28"/>
+        </w:rPr>
+        <w:lastRenderedPageBreak/>
+        <w:t xml:space="preserve">Задание: </w:t>
+      </w:r>
+      <w:r>
+        <w:rPr>
+          <w:rFonts w:ascii="Times New Roman" w:hAnsi="Times New Roman" w:cs="Times New Roman"/>
+          <w:sz w:val="28"/>
+          <w:szCs w:val="28"/>
+        </w:rPr>
+        <w:t>р</w:t>
+      </w:r>
+      <w:r>
+        <w:rPr>
+          <w:rFonts w:ascii="Times New Roman" w:hAnsi="Times New Roman" w:cs="Times New Roman"/>
+          <w:sz w:val="28"/>
+          <w:szCs w:val="28"/>
+        </w:rPr>
+        <w:t>еализовать навигацию между окнами приложения</w:t>
+      </w:r>
+      <w:r>
+        <w:rPr>
+          <w:rFonts w:ascii="Times New Roman" w:hAnsi="Times New Roman" w:cs="Times New Roman"/>
+          <w:sz w:val="28"/>
+          <w:szCs w:val="28"/>
+        </w:rPr>
+        <w:t xml:space="preserve">. </w:t>
+      </w:r>
+      <w:r>
+        <w:rPr>
+          <w:rFonts w:ascii="Times New Roman" w:hAnsi="Times New Roman" w:cs="Times New Roman"/>
+          <w:sz w:val="28"/>
+          <w:szCs w:val="28"/>
+        </w:rPr>
+        <w:t>Реализовать обработку исключительных ситуаций с информативными сообщениями. Добавить поиск по всем текстовым полям, сортировку по количеству на складе и фильтрацию по поставщику (в реальном времени, без кнопки подтверждения). Реализовать форму добавления/редактирования товара с полями: фото, наименование, категория, описание, производитель, поставщик, цена, единица измерения, количество, скидка. Обеспечить автоматическое присвоение ID при добавлении, загрузку текущих данных при редактировании. Реализовать загрузку и хранение изображений (ограничение 300×200 пикселей). Реализовать удаление товара с запретом удаления товаров, присутствующих в заказах.</w:t>
+      </w:r>
+    </w:p>
+    <w:p>
+      <w:pPr>
+        <w:tabs>
+          <w:tab w:val="left" w:pos="567"/>
+        </w:tabs>
+        <w:spacing w:after="0" w:line="360" w:lineRule="auto"/>
+        <w:jc w:val="both"/>
+        <w:rPr>
+          <w:rFonts w:ascii="Times New Roman" w:hAnsi="Times New Roman" w:cs="Times New Roman"/>
+          <w:sz w:val="28"/>
+          <w:szCs w:val="28"/>
+        </w:rPr>
+      </w:pPr>
+      <w:r>
+        <w:rPr>
+          <w:rFonts w:ascii="Times New Roman" w:hAnsi="Times New Roman" w:cs="Times New Roman"/>
+          <w:sz w:val="28"/>
+          <w:szCs w:val="28"/>
+        </w:rPr>
+        <w:t>Описано в руководстве пользователя</w:t>
+      </w:r>
+    </w:p>
+    <w:p>
+      <w:pPr>
+        <w:tabs>
+          <w:tab w:val="left" w:pos="567"/>
+        </w:tabs>
+        <w:spacing w:after="0" w:line="360" w:lineRule="auto"/>
+        <w:ind w:left="-567" w:firstLine="567"/>
+        <w:jc w:val="both"/>
+        <w:rPr>
+          <w:rFonts w:ascii="Times New Roman" w:hAnsi="Times New Roman" w:cs="Times New Roman"/>
+          <w:b/>
+          <w:bCs/>
+          <w:sz w:val="28"/>
+          <w:szCs w:val="28"/>
+        </w:rPr>
+      </w:pPr>
+      <w:r>
+        <w:rPr>
+          <w:rFonts w:ascii="Times New Roman" w:hAnsi="Times New Roman" w:cs="Times New Roman"/>
+          <w:b/>
+          <w:bCs/>
+          <w:sz w:val="28"/>
+          <w:szCs w:val="28"/>
+        </w:rPr>
+        <w:t>Модуль 4. Добавление в функционал Администратора и Менеджера</w:t>
+      </w:r>
+      <w:r>
+        <w:rPr>
+          <w:rFonts w:ascii="Times New Roman" w:hAnsi="Times New Roman" w:cs="Times New Roman"/>
+          <w:b/>
+          <w:bCs/>
+          <w:sz w:val="28"/>
+          <w:szCs w:val="28"/>
+        </w:rPr>
+        <w:t xml:space="preserve"> </w:t>
+      </w:r>
+      <w:r>
+        <w:rPr>
+          <w:rFonts w:ascii="Times New Roman" w:hAnsi="Times New Roman" w:cs="Times New Roman"/>
+          <w:b/>
+          <w:bCs/>
+          <w:sz w:val="28"/>
+          <w:szCs w:val="28"/>
+        </w:rPr>
+        <w:t>возможность работы с заказами</w:t>
+      </w:r>
+    </w:p>
+    <w:p>
+      <w:pPr>
+        <w:spacing w:after="0" w:line="360" w:lineRule="auto"/>
+        <w:ind w:left="-567" w:firstLine="567"/>
+        <w:jc w:val="both"/>
+        <w:rPr>
+          <w:rFonts w:ascii="Times New Roman" w:hAnsi="Times New Roman" w:cs="Times New Roman"/>
+          <w:sz w:val="28"/>
+          <w:szCs w:val="28"/>
+        </w:rPr>
+      </w:pPr>
+      <w:r>
+        <w:rPr>
+          <w:rFonts w:ascii="Times New Roman" w:hAnsi="Times New Roman" w:cs="Times New Roman"/>
+          <w:sz w:val="28"/>
+          <w:szCs w:val="28"/>
+        </w:rPr>
+        <w:t xml:space="preserve">Цель работы: </w:t>
+      </w:r>
+      <w:r>
+        <w:rPr>
+          <w:rFonts w:ascii="Times New Roman" w:hAnsi="Times New Roman" w:cs="Times New Roman"/>
+          <w:sz w:val="28"/>
+          <w:szCs w:val="28"/>
+        </w:rPr>
+        <w:t>ц</w:t>
+      </w:r>
+      <w:r>
+        <w:rPr>
+          <w:rFonts w:ascii="Times New Roman" w:hAnsi="Times New Roman" w:cs="Times New Roman"/>
+          <w:sz w:val="28"/>
+          <w:szCs w:val="28"/>
+        </w:rPr>
+        <w:t>елью данного модуля является реализация полного функционала работы с заказами: просмотра списка заказов для менеджера и администратора, а также добавления, редактирования и удаления заказов для администратора.</w:t>
+      </w:r>
+    </w:p>
+    <w:p>
+      <w:pPr>
+        <w:spacing w:after="0" w:line="360" w:lineRule="auto"/>
+        <w:ind w:left="-567" w:firstLine="567"/>
+        <w:jc w:val="both"/>
+        <w:rPr>
+          <w:rFonts w:ascii="Times New Roman" w:hAnsi="Times New Roman" w:cs="Times New Roman"/>
+          <w:sz w:val="28"/>
+          <w:szCs w:val="28"/>
+        </w:rPr>
+      </w:pPr>
+      <w:r>
+        <w:rPr>
+          <w:rFonts w:ascii="Times New Roman" w:hAnsi="Times New Roman" w:cs="Times New Roman"/>
+          <w:sz w:val="28"/>
+          <w:szCs w:val="28"/>
+        </w:rPr>
+        <w:t xml:space="preserve">Задание: </w:t>
+      </w:r>
+      <w:r>
+        <w:rPr>
+          <w:rFonts w:ascii="Times New Roman" w:hAnsi="Times New Roman" w:cs="Times New Roman"/>
+          <w:sz w:val="28"/>
+          <w:szCs w:val="28"/>
+        </w:rPr>
+        <w:t>в</w:t>
+      </w:r>
+      <w:r>
+        <w:rPr>
+          <w:rFonts w:ascii="Times New Roman" w:hAnsi="Times New Roman" w:cs="Times New Roman"/>
+          <w:sz w:val="28"/>
+          <w:szCs w:val="28"/>
+        </w:rPr>
+        <w:t xml:space="preserve"> интерфейсах менеджера и администратора добавить кнопку «Заказы» для отображения списка заказов с полями: артикул заказа, статус заказа, адрес пункта выдачи, дата заказа, дата доставки. Реализовать форму добавления/редактирования заказа с полями: артикул, статус (выпадающий список), адрес пункта выдачи, дата заказа, дата выдачи. Переход на форму редактирования — по клику на элемент списка, на форму добавления — по кнопке «Добавить заказ». Реализовать удаление заказа администратором. После каждой операции обновлять список заказов. Загрузить все результаты в репозиторий системы контроля версий.</w:t>
+      </w:r>
+    </w:p>
+    <w:p>
+      <w:pPr>
+        <w:tabs>
+          <w:tab w:val="left" w:pos="567"/>
+        </w:tabs>
+        <w:spacing w:after="0" w:line="360" w:lineRule="auto"/>
+        <w:jc w:val="both"/>
+        <w:rPr>
+          <w:rFonts w:ascii="Times New Roman" w:hAnsi="Times New Roman" w:cs="Times New Roman"/>
+          <w:sz w:val="28"/>
+          <w:szCs w:val="28"/>
+        </w:rPr>
+      </w:pPr>
+      <w:r>
+        <w:rPr>
+          <w:rFonts w:ascii="Times New Roman" w:hAnsi="Times New Roman" w:cs="Times New Roman"/>
+          <w:sz w:val="28"/>
+          <w:szCs w:val="28"/>
+        </w:rPr>
+        <w:t>Описано в руководстве пользователя</w:t>
+      </w:r>
+    </w:p>
+    <w:p>
+      <w:pPr>
+        <w:tabs>
+          <w:tab w:val="left" w:pos="567"/>
+        </w:tabs>
+        <w:spacing w:after="0" w:line="360" w:lineRule="auto"/>
+        <w:jc w:val="both"/>
+        <w:rPr>
+          <w:rFonts w:ascii="Times New Roman" w:hAnsi="Times New Roman" w:cs="Times New Roman"/>
+          <w:sz w:val="28"/>
+          <w:szCs w:val="28"/>
         </w:rPr>
         <w:sectPr>
           <w:footerReference w:type="default" r:id="rId41"/>
@@ -6176,14 +6506,6 @@
           <w:docGrid w:linePitch="360"/>
         </w:sectPr>
       </w:pPr>
-      <w:r>
-        <w:rPr>
-          <w:rFonts w:ascii="Times New Roman" w:hAnsi="Times New Roman" w:cs="Times New Roman"/>
-          <w:sz w:val="28"/>
-          <w:szCs w:val="28"/>
-        </w:rPr>
-        <w:t>Рисунок 9.23 – Подтверждение удаления заказа</w:t>
-      </w:r>
     </w:p>
     <w:p>
       <w:pPr>
@@ -7965,7 +8287,7 @@
   <w:style w:type="paragraph" w:default="1" w:styleId="a">
     <w:name w:val="Normal"/>
     <w:qFormat/>
-    <w:rsid w:val="00135E53"/>
+    <w:rsid w:val="000755BA"/>
   </w:style>
   <w:style w:type="paragraph" w:styleId="1">
     <w:name w:val="heading 1"/>
@@ -8169,7 +8491,6 @@
   <w:style w:type="character" w:default="1" w:styleId="a0">
     <w:name w:val="Default Paragraph Font"/>
     <w:uiPriority w:val="1"/>
-    <w:semiHidden/>
     <w:unhideWhenUsed/>
   </w:style>
   <w:style w:type="table" w:default="1" w:styleId="a1">
